--- a/static/media/3.qd_giam_sat_hoan_gtgt.docx
+++ b/static/media/3.qd_giam_sat_hoan_gtgt.docx
@@ -1,11 +1,11 @@
 
 <file path=word/document.xml><?xml version="1.0" encoding="utf-8"?>
-<w:document xmlns:wpc="http://schemas.microsoft.com/office/word/2010/wordprocessingCanvas" xmlns:cx="http://schemas.microsoft.com/office/drawing/2014/chartex" xmlns:cx1="http://schemas.microsoft.com/office/drawing/2015/9/8/chartex" xmlns:cx2="http://schemas.microsoft.com/office/drawing/2015/10/21/chartex" xmlns:cx3="http://schemas.microsoft.com/office/drawing/2016/5/9/chartex" xmlns:cx4="http://schemas.microsoft.com/office/drawing/2016/5/10/chartex" xmlns:cx5="http://schemas.microsoft.com/office/drawing/2016/5/11/chartex" xmlns:cx6="http://schemas.microsoft.com/office/drawing/2016/5/12/chartex" xmlns:cx7="http://schemas.microsoft.com/office/drawing/2016/5/13/chartex" xmlns:cx8="http://schemas.microsoft.com/office/drawing/2016/5/14/chartex" xmlns:mc="http://schemas.openxmlformats.org/markup-compatibility/2006" xmlns:aink="http://schemas.microsoft.com/office/drawing/2016/ink" xmlns:am3d="http://schemas.microsoft.com/office/drawing/2017/model3d" xmlns:o="urn:schemas-microsoft-com:office:office" xmlns:r="http://schemas.openxmlformats.org/officeDocument/2006/relationships" xmlns:m="http://schemas.openxmlformats.org/officeDocument/2006/math" xmlns:v="urn:schemas-microsoft-com:vml" xmlns:wp14="http://schemas.microsoft.com/office/word/2010/wordprocessingDrawing" xmlns:wp="http://schemas.openxmlformats.org/drawingml/2006/wordprocessingDrawing" xmlns:w10="urn:schemas-microsoft-com:office:word" xmlns:w="http://schemas.openxmlformats.org/wordprocessingml/2006/main" xmlns:w14="http://schemas.microsoft.com/office/word/2010/wordml" xmlns:w15="http://schemas.microsoft.com/office/word/2012/wordml" xmlns:w16cex="http://schemas.microsoft.com/office/word/2018/wordml/cex" xmlns:w16cid="http://schemas.microsoft.com/office/word/2016/wordml/cid" xmlns:w16="http://schemas.microsoft.com/office/word/2018/wordml" xmlns:w16sdtdh="http://schemas.microsoft.com/office/word/2020/wordml/sdtdatahash" xmlns:w16se="http://schemas.microsoft.com/office/word/2015/wordml/symex" xmlns:wpg="http://schemas.microsoft.com/office/word/2010/wordprocessingGroup" xmlns:wpi="http://schemas.microsoft.com/office/word/2010/wordprocessingInk" xmlns:wne="http://schemas.microsoft.com/office/word/2006/wordml" xmlns:wps="http://schemas.microsoft.com/office/word/2010/wordprocessingShape" mc:Ignorable="w14 w15 w16se w16cid w16 w16cex w16sdtdh wp14">
+<w:document xmlns:wpc="http://schemas.microsoft.com/office/word/2010/wordprocessingCanvas" xmlns:cx="http://schemas.microsoft.com/office/drawing/2014/chartex" xmlns:cx1="http://schemas.microsoft.com/office/drawing/2015/9/8/chartex" xmlns:cx2="http://schemas.microsoft.com/office/drawing/2015/10/21/chartex" xmlns:cx3="http://schemas.microsoft.com/office/drawing/2016/5/9/chartex" xmlns:cx4="http://schemas.microsoft.com/office/drawing/2016/5/10/chartex" xmlns:cx5="http://schemas.microsoft.com/office/drawing/2016/5/11/chartex" xmlns:cx6="http://schemas.microsoft.com/office/drawing/2016/5/12/chartex" xmlns:cx7="http://schemas.microsoft.com/office/drawing/2016/5/13/chartex" xmlns:cx8="http://schemas.microsoft.com/office/drawing/2016/5/14/chartex" xmlns:mc="http://schemas.openxmlformats.org/markup-compatibility/2006" xmlns:aink="http://schemas.microsoft.com/office/drawing/2016/ink" xmlns:am3d="http://schemas.microsoft.com/office/drawing/2017/model3d" xmlns:o="urn:schemas-microsoft-com:office:office" xmlns:oel="http://schemas.microsoft.com/office/2019/extlst" xmlns:r="http://schemas.openxmlformats.org/officeDocument/2006/relationships" xmlns:m="http://schemas.openxmlformats.org/officeDocument/2006/math" xmlns:v="urn:schemas-microsoft-com:vml" xmlns:wp14="http://schemas.microsoft.com/office/word/2010/wordprocessingDrawing" xmlns:wp="http://schemas.openxmlformats.org/drawingml/2006/wordprocessingDrawing" xmlns:w10="urn:schemas-microsoft-com:office:word" xmlns:w="http://schemas.openxmlformats.org/wordprocessingml/2006/main" xmlns:w14="http://schemas.microsoft.com/office/word/2010/wordml" xmlns:w15="http://schemas.microsoft.com/office/word/2012/wordml" xmlns:w16cex="http://schemas.microsoft.com/office/word/2018/wordml/cex" xmlns:w16cid="http://schemas.microsoft.com/office/word/2016/wordml/cid" xmlns:w16="http://schemas.microsoft.com/office/word/2018/wordml" xmlns:w16du="http://schemas.microsoft.com/office/word/2023/wordml/word16du" xmlns:w16sdtdh="http://schemas.microsoft.com/office/word/2020/wordml/sdtdatahash" xmlns:w16sdtfl="http://schemas.microsoft.com/office/word/2024/wordml/sdtformatlock" xmlns:w16se="http://schemas.microsoft.com/office/word/2015/wordml/symex" xmlns:wpg="http://schemas.microsoft.com/office/word/2010/wordprocessingGroup" xmlns:wpi="http://schemas.microsoft.com/office/word/2010/wordprocessingInk" xmlns:wne="http://schemas.microsoft.com/office/word/2006/wordml" xmlns:wps="http://schemas.microsoft.com/office/word/2010/wordprocessingShape" mc:Ignorable="w14 w15 w16se w16cid w16 w16cex w16sdtdh w16sdtfl w16du wp14">
   <w:body>
     <w:p>
       <w:pPr>
         <w:tabs>
-          <w:tab w:val="center" w:pos="1276"/>
+          <w:tab w:val="center" w:pos="1701"/>
           <w:tab w:val="center" w:pos="6804"/>
         </w:tabs>
         <w:ind w:left="-567" w:right="-234"/>
@@ -31,7 +31,7 @@
           <w:szCs w:val="24"/>
           <w:lang w:val="nl-NL"/>
         </w:rPr>
-        <w:t>TỔNG CỤC THUẾ</w:t>
+        <w:t>CỤC THUẾ</w:t>
       </w:r>
       <w:r>
         <w:rPr>
@@ -69,7 +69,7 @@
     <w:p>
       <w:pPr>
         <w:tabs>
-          <w:tab w:val="center" w:pos="1276"/>
+          <w:tab w:val="center" w:pos="1701"/>
           <w:tab w:val="center" w:pos="6804"/>
         </w:tabs>
         <w:ind w:left="-567"/>
@@ -89,16 +89,16 @@
         <mc:AlternateContent>
           <mc:Choice Requires="wps">
             <w:drawing>
-              <wp:anchor distT="0" distB="0" distL="114300" distR="114300" simplePos="0" relativeHeight="251656192" behindDoc="0" locked="0" layoutInCell="1" allowOverlap="1" wp14:anchorId="4582C8D6" wp14:editId="455F91EF">
+              <wp:anchor distT="0" distB="0" distL="114300" distR="114300" simplePos="0" relativeHeight="251656192" behindDoc="0" locked="0" layoutInCell="1" allowOverlap="1" wp14:anchorId="4582C8D6" wp14:editId="7B813DA1">
                 <wp:simplePos x="0" y="0"/>
                 <wp:positionH relativeFrom="column">
-                  <wp:posOffset>407670</wp:posOffset>
+                  <wp:posOffset>683895</wp:posOffset>
                 </wp:positionH>
                 <wp:positionV relativeFrom="paragraph">
                   <wp:posOffset>205740</wp:posOffset>
                 </wp:positionV>
                 <wp:extent cx="800100" cy="0"/>
-                <wp:effectExtent l="0" t="0" r="19050" b="19050"/>
+                <wp:effectExtent l="0" t="0" r="0" b="0"/>
                 <wp:wrapNone/>
                 <wp:docPr id="4" name="Line 12"/>
                 <wp:cNvGraphicFramePr>
@@ -150,7 +150,7 @@
           </mc:Choice>
           <mc:Fallback>
             <w:pict>
-              <v:line w14:anchorId="18565602" id="Line 12" o:spid="_x0000_s1026" style="position:absolute;z-index:251656192;visibility:visible;mso-wrap-style:square;mso-width-percent:0;mso-height-percent:0;mso-wrap-distance-left:9pt;mso-wrap-distance-top:0;mso-wrap-distance-right:9pt;mso-wrap-distance-bottom:0;mso-position-horizontal:absolute;mso-position-horizontal-relative:text;mso-position-vertical:absolute;mso-position-vertical-relative:text;mso-width-percent:0;mso-height-percent:0;mso-width-relative:page;mso-height-relative:page" from="32.1pt,16.2pt" to="95.1pt,16.2pt" o:gfxdata="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"/>
+              <v:line w14:anchorId="086C7DF8" id="Line 12" o:spid="_x0000_s1026" style="position:absolute;z-index:251656192;visibility:visible;mso-wrap-style:square;mso-width-percent:0;mso-height-percent:0;mso-wrap-distance-left:9pt;mso-wrap-distance-top:0;mso-wrap-distance-right:9pt;mso-wrap-distance-bottom:0;mso-position-horizontal:absolute;mso-position-horizontal-relative:text;mso-position-vertical:absolute;mso-position-vertical-relative:text;mso-width-percent:0;mso-height-percent:0;mso-width-relative:page;mso-height-relative:page" from="53.85pt,16.2pt" to="116.85pt,16.2pt" o:gfxdata="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"/>
             </w:pict>
           </mc:Fallback>
         </mc:AlternateContent>
@@ -242,6 +242,13 @@
           <w:b/>
           <w:lang w:val="nl-NL"/>
         </w:rPr>
+        <w:t xml:space="preserve">CHI </w:t>
+      </w:r>
+      <w:r>
+        <w:rPr>
+          <w:b/>
+          <w:lang w:val="nl-NL"/>
+        </w:rPr>
         <w:t>CỤC THUẾ</w:t>
       </w:r>
       <w:r>
@@ -249,14 +256,14 @@
           <w:b/>
           <w:lang w:val="nl-NL"/>
         </w:rPr>
-        <w:t xml:space="preserve"> TỈNH</w:t>
-      </w:r>
-      <w:r>
-        <w:rPr>
-          <w:b/>
-          <w:lang w:val="nl-NL"/>
-        </w:rPr>
-        <w:t xml:space="preserve"> QUẢNG TRỊ</w:t>
+        <w:t xml:space="preserve"> </w:t>
+      </w:r>
+      <w:r>
+        <w:rPr>
+          <w:b/>
+          <w:lang w:val="nl-NL"/>
+        </w:rPr>
+        <w:t>KHU VỰC XI</w:t>
       </w:r>
       <w:r>
         <w:rPr>
@@ -369,7 +376,7 @@
     <w:p>
       <w:pPr>
         <w:tabs>
-          <w:tab w:val="center" w:pos="1276"/>
+          <w:tab w:val="center" w:pos="1701"/>
           <w:tab w:val="right" w:pos="9356"/>
         </w:tabs>
         <w:spacing w:before="120"/>
@@ -420,15 +427,7 @@
           <w:szCs w:val="28"/>
           <w:lang w:val="nl-NL"/>
         </w:rPr>
-        <w:t>CT</w:t>
-      </w:r>
-      <w:r>
-        <w:rPr>
-          <w:sz w:val="28"/>
-          <w:szCs w:val="28"/>
-          <w:lang w:val="nl-NL"/>
-        </w:rPr>
-        <w:t>QTR</w:t>
+        <w:t>CCTKV.XI</w:t>
       </w:r>
       <w:r>
         <w:rPr>
@@ -508,7 +507,7 @@
     </w:p>
     <w:p>
       <w:pPr>
-        <w:spacing w:before="240" w:after="120"/>
+        <w:spacing w:before="120" w:after="120"/>
         <w:ind w:left="-284"/>
         <w:jc w:val="center"/>
         <w:rPr>
@@ -824,7 +823,7 @@
           <w:szCs w:val="28"/>
           <w:lang w:val="nl-NL"/>
         </w:rPr>
-        <w:t>Căn cứ Quyết định số 1836/QĐ-BTC ngày 08 tháng 10 năm 2018 của Bộ Tài Chính quy định chức năng, nhiệm vụ, quyền hạn và cơ cấu tổ chức của Cục Thuế thuộc Tổng cục Thuế;</w:t>
+        <w:t>Căn cứ Quyết định số 904/QĐ-BTC ngày 03/03/2025 của Bộ Tài chính quy định chức năng, nhiệm vụ, quyền hạn và cơ cấu tổ chức của Chi cục Thuế khu vực thuộc Cục Thuế;</w:t>
       </w:r>
     </w:p>
     <w:p>
@@ -874,7 +873,43 @@
           <w:szCs w:val="28"/>
           <w:lang w:val="nl-NL"/>
         </w:rPr>
-        <w:t xml:space="preserve">QĐ-CTQTR </w:t>
+        <w:t>QĐ-</w:t>
+      </w:r>
+      <w:r>
+        <w:rPr>
+          <w:i/>
+          <w:sz w:val="28"/>
+          <w:szCs w:val="28"/>
+          <w:lang w:val="nl-NL"/>
+        </w:rPr>
+        <w:t>C</w:t>
+      </w:r>
+      <w:r>
+        <w:rPr>
+          <w:i/>
+          <w:sz w:val="28"/>
+          <w:szCs w:val="28"/>
+          <w:lang w:val="nl-NL"/>
+        </w:rPr>
+        <w:t>CT</w:t>
+      </w:r>
+      <w:r>
+        <w:rPr>
+          <w:i/>
+          <w:sz w:val="28"/>
+          <w:szCs w:val="28"/>
+          <w:lang w:val="nl-NL"/>
+        </w:rPr>
+        <w:t>KV.XI</w:t>
+      </w:r>
+      <w:r>
+        <w:rPr>
+          <w:i/>
+          <w:sz w:val="28"/>
+          <w:szCs w:val="28"/>
+          <w:lang w:val="nl-NL"/>
+        </w:rPr>
+        <w:t xml:space="preserve"> </w:t>
       </w:r>
       <w:r>
         <w:rPr>
@@ -892,16 +927,27 @@
           <w:szCs w:val="28"/>
           <w:lang w:val="nl-NL"/>
         </w:rPr>
-        <w:t>của Cục Thuế tỉnh Quảng</w:t>
-      </w:r>
-      <w:r>
-        <w:rPr>
-          <w:i/>
-          <w:sz w:val="28"/>
-          <w:szCs w:val="28"/>
-          <w:lang w:val="nl-NL"/>
-        </w:rPr>
-        <w:t xml:space="preserve"> Trị về việc kiểm tra trước hoàn thuế GTGT tại </w:t>
+        <w:t xml:space="preserve">của </w:t>
+      </w:r>
+      <w:bookmarkStart w:id="0" w:name="_Hlk193321759"/>
+      <w:r>
+        <w:rPr>
+          <w:i/>
+          <w:sz w:val="28"/>
+          <w:szCs w:val="28"/>
+          <w:lang w:val="nl-NL"/>
+        </w:rPr>
+        <w:t>Chi cục Thuế khu vực XI</w:t>
+      </w:r>
+      <w:bookmarkEnd w:id="0"/>
+      <w:r>
+        <w:rPr>
+          <w:i/>
+          <w:sz w:val="28"/>
+          <w:szCs w:val="28"/>
+          <w:lang w:val="nl-NL"/>
+        </w:rPr>
+        <w:t xml:space="preserve"> về việc kiểm tra trước hoàn thuế GTGT tại </w:t>
       </w:r>
       <w:r>
         <w:rPr>
@@ -986,6 +1032,15 @@
           <w:lang w:val="nl-NL"/>
         </w:rPr>
         <w:t>- Kiểm tra</w:t>
+      </w:r>
+      <w:r>
+        <w:rPr>
+          <w:i/>
+          <w:sz w:val="28"/>
+          <w:szCs w:val="28"/>
+          <w:lang w:val="nl-NL"/>
+        </w:rPr>
+        <w:t xml:space="preserve"> số 4</w:t>
       </w:r>
       <w:r>
         <w:rPr>
@@ -1047,7 +1102,6 @@
     </w:p>
     <w:p>
       <w:pPr>
-        <w:spacing w:before="120"/>
         <w:ind w:left="-284" w:firstLine="567"/>
         <w:jc w:val="both"/>
         <w:rPr>
@@ -1132,7 +1186,32 @@
           <w:szCs w:val="28"/>
           <w:lang w:val="nl-NL"/>
         </w:rPr>
-        <w:t xml:space="preserve"> của Cục thuế tỉnh Quảng Trị về việc kiểm tra trước hoàn thuế </w:t>
+        <w:t xml:space="preserve"> của </w:t>
+      </w:r>
+      <w:r>
+        <w:rPr>
+          <w:bCs/>
+          <w:sz w:val="28"/>
+          <w:szCs w:val="28"/>
+          <w:lang w:val="nl-NL"/>
+        </w:rPr>
+        <w:t>Chi cục Thuế khu vực XI</w:t>
+      </w:r>
+      <w:r>
+        <w:rPr>
+          <w:sz w:val="32"/>
+          <w:szCs w:val="32"/>
+          <w:lang w:val="nl-NL"/>
+        </w:rPr>
+        <w:t xml:space="preserve"> </w:t>
+      </w:r>
+      <w:r>
+        <w:rPr>
+          <w:sz w:val="28"/>
+          <w:szCs w:val="28"/>
+          <w:lang w:val="nl-NL"/>
+        </w:rPr>
+        <w:t xml:space="preserve">về việc kiểm tra trước hoàn thuế </w:t>
       </w:r>
       <w:r>
         <w:rPr>
@@ -1169,7 +1248,6 @@
     </w:p>
     <w:p>
       <w:pPr>
-        <w:spacing w:before="120"/>
         <w:ind w:left="-284" w:firstLine="567"/>
         <w:jc w:val="both"/>
         <w:rPr>
@@ -1189,7 +1267,6 @@
     </w:p>
     <w:p>
       <w:pPr>
-        <w:spacing w:before="120"/>
         <w:ind w:left="-284" w:firstLine="567"/>
         <w:jc w:val="both"/>
         <w:rPr>
@@ -1272,7 +1349,36 @@
           <w:szCs w:val="28"/>
           <w:lang w:val="nl-NL"/>
         </w:rPr>
-        <w:t xml:space="preserve"> Thanh tra - Kiểm tra  Cục Thuế tỉnh Quảng Trị  là người giám sát hoạt động của Đoàn kiểm tra trước hoàn thuế GTGT tại </w:t>
+        <w:t xml:space="preserve"> Thanh tra - Kiểm tra  </w:t>
+      </w:r>
+      <w:r>
+        <w:rPr>
+          <w:bCs/>
+          <w:lang w:val="nl-NL"/>
+        </w:rPr>
+        <w:t>số 4,</w:t>
+      </w:r>
+      <w:r>
+        <w:rPr>
+          <w:bCs/>
+          <w:lang w:val="nl-NL"/>
+        </w:rPr>
+        <w:t xml:space="preserve"> </w:t>
+      </w:r>
+      <w:r>
+        <w:rPr>
+          <w:bCs/>
+          <w:lang w:val="nl-NL"/>
+        </w:rPr>
+        <w:t>Chi cục Thuế khu vực XI</w:t>
+      </w:r>
+      <w:r>
+        <w:rPr>
+          <w:sz w:val="28"/>
+          <w:szCs w:val="28"/>
+          <w:lang w:val="nl-NL"/>
+        </w:rPr>
+        <w:t xml:space="preserve"> là người giám sát hoạt động của Đoàn kiểm tra trước hoàn thuế GTGT tại </w:t>
       </w:r>
       <w:r>
         <w:rPr>
@@ -1301,7 +1407,6 @@
     </w:p>
     <w:p>
       <w:pPr>
-        <w:spacing w:before="120"/>
         <w:ind w:left="-284" w:firstLine="561"/>
         <w:jc w:val="both"/>
         <w:rPr>
@@ -1378,7 +1483,7 @@
           <w:szCs w:val="28"/>
           <w:lang w:val="nl-NL"/>
         </w:rPr>
-        <w:t>Đoàn kiểm tra trước hoàn thuế GTGT</w:t>
+        <w:t xml:space="preserve">Đoàn kiểm tra </w:t>
       </w:r>
       <w:r>
         <w:rPr>
@@ -1388,7 +1493,7 @@
           <w:szCs w:val="28"/>
           <w:lang w:val="nl-NL"/>
         </w:rPr>
-        <w:t xml:space="preserve"> </w:t>
+        <w:t xml:space="preserve">thuế </w:t>
       </w:r>
       <w:r>
         <w:rPr>
@@ -1408,7 +1513,7 @@
           <w:szCs w:val="28"/>
           <w:lang w:val="nl-NL"/>
         </w:rPr>
-        <w:t>Đoàn kiểm tra trước hoàn thuế GTGT</w:t>
+        <w:t>Đoàn kiểm tra thuế</w:t>
       </w:r>
       <w:r>
         <w:rPr>
@@ -1423,7 +1528,6 @@
     </w:p>
     <w:p>
       <w:pPr>
-        <w:spacing w:before="120"/>
         <w:ind w:left="-284" w:firstLine="561"/>
         <w:jc w:val="both"/>
         <w:rPr>
@@ -1480,7 +1584,7 @@
           <w:szCs w:val="28"/>
           <w:lang w:val="nl-NL"/>
         </w:rPr>
-        <w:t xml:space="preserve">, Lãnh đạo Cục Thuế, trưởng Đoàn kiểm tra trước hoàn thuế </w:t>
+        <w:t xml:space="preserve">, Lãnh đạo </w:t>
       </w:r>
       <w:r>
         <w:rPr>
@@ -1490,7 +1594,7 @@
           <w:szCs w:val="28"/>
           <w:lang w:val="nl-NL"/>
         </w:rPr>
-        <w:t>GTGT</w:t>
+        <w:t>Chi cục Thuế khu vực XI</w:t>
       </w:r>
       <w:r>
         <w:rPr>
@@ -1500,7 +1604,7 @@
           <w:szCs w:val="28"/>
           <w:lang w:val="nl-NL"/>
         </w:rPr>
-        <w:t xml:space="preserve"> và các thành viên có tên tại Quyết định số          /QĐ-CTQTR </w:t>
+        <w:t xml:space="preserve">, Đoàn kiểm tra có tên tại Quyết định số          /QĐ-CTQTR </w:t>
       </w:r>
       <w:r>
         <w:rPr>
@@ -1574,80 +1678,6 @@
           <w:lang w:val="nl-NL"/>
         </w:rPr>
         <w:tab/>
-      </w:r>
-    </w:p>
-    <w:p>
-      <w:pPr>
-        <w:tabs>
-          <w:tab w:val="center" w:pos="6804"/>
-        </w:tabs>
-        <w:spacing w:before="120"/>
-        <w:ind w:left="-284" w:right="119"/>
-        <w:jc w:val="both"/>
-        <w:rPr>
-          <w:sz w:val="28"/>
-          <w:szCs w:val="28"/>
-          <w:lang w:val="nl-NL"/>
-        </w:rPr>
-      </w:pPr>
-      <w:r>
-        <w:rPr>
-          <w:b/>
-          <w:i/>
-          <w:sz w:val="24"/>
-          <w:szCs w:val="24"/>
-          <w:lang w:val="nl-NL"/>
-        </w:rPr>
-        <w:t>Nơi nhận</w:t>
-      </w:r>
-      <w:r>
-        <w:rPr>
-          <w:b/>
-          <w:i/>
-          <w:sz w:val="24"/>
-          <w:szCs w:val="28"/>
-          <w:lang w:val="nl-NL"/>
-        </w:rPr>
-        <w:t>:</w:t>
-      </w:r>
-      <w:r>
-        <w:rPr>
-          <w:b/>
-          <w:i/>
-          <w:sz w:val="28"/>
-          <w:szCs w:val="28"/>
-          <w:lang w:val="nl-NL"/>
-        </w:rPr>
-        <w:t xml:space="preserve"> </w:t>
-      </w:r>
-      <w:r>
-        <w:rPr>
-          <w:b/>
-          <w:i/>
-          <w:sz w:val="28"/>
-          <w:szCs w:val="28"/>
-          <w:lang w:val="nl-NL"/>
-        </w:rPr>
-        <w:tab/>
-      </w:r>
-      <w:r>
-        <w:rPr>
-          <w:b/>
-          <w:iCs/>
-          <w:sz w:val="28"/>
-          <w:szCs w:val="28"/>
-          <w:lang w:val="nl-NL"/>
-        </w:rPr>
-        <w:t>&lt;hinh_thuc_ky&gt;</w:t>
-      </w:r>
-      <w:r>
-        <w:rPr>
-          <w:b/>
-          <w:sz w:val="28"/>
-          <w:szCs w:val="28"/>
-          <w:lang w:val="nl-NL"/>
-        </w:rPr>
-        <w:t xml:space="preserve"> </w:t>
       </w:r>
     </w:p>
     <w:p>
@@ -1656,36 +1686,50 @@
           <w:tab w:val="center" w:pos="6804"/>
         </w:tabs>
         <w:spacing w:before="60"/>
-        <w:ind w:left="-284"/>
+        <w:ind w:left="-284" w:right="119"/>
         <w:jc w:val="both"/>
         <w:rPr>
-          <w:b/>
-          <w:sz w:val="22"/>
-          <w:szCs w:val="22"/>
-          <w:lang w:val="nl-NL"/>
-        </w:rPr>
-      </w:pPr>
-      <w:r>
-        <w:rPr>
-          <w:sz w:val="22"/>
-          <w:szCs w:val="22"/>
-          <w:lang w:val="nl-NL"/>
-        </w:rPr>
-        <w:t>- Như Điều 4</w:t>
-      </w:r>
-      <w:r>
-        <w:rPr>
-          <w:sz w:val="22"/>
-          <w:szCs w:val="22"/>
-          <w:lang w:val="nl-NL"/>
-        </w:rPr>
-        <w:t>;</w:t>
-      </w:r>
-      <w:r>
-        <w:rPr>
-          <w:b/>
-          <w:sz w:val="22"/>
-          <w:szCs w:val="22"/>
+          <w:sz w:val="28"/>
+          <w:szCs w:val="28"/>
+          <w:lang w:val="nl-NL"/>
+        </w:rPr>
+      </w:pPr>
+      <w:r>
+        <w:rPr>
+          <w:b/>
+          <w:i/>
+          <w:sz w:val="24"/>
+          <w:szCs w:val="24"/>
+          <w:lang w:val="nl-NL"/>
+        </w:rPr>
+        <w:t>Nơi nhận</w:t>
+      </w:r>
+      <w:r>
+        <w:rPr>
+          <w:b/>
+          <w:i/>
+          <w:sz w:val="24"/>
+          <w:szCs w:val="28"/>
+          <w:lang w:val="nl-NL"/>
+        </w:rPr>
+        <w:t>:</w:t>
+      </w:r>
+      <w:r>
+        <w:rPr>
+          <w:b/>
+          <w:i/>
+          <w:sz w:val="28"/>
+          <w:szCs w:val="28"/>
+          <w:lang w:val="nl-NL"/>
+        </w:rPr>
+        <w:t xml:space="preserve"> </w:t>
+      </w:r>
+      <w:r>
+        <w:rPr>
+          <w:b/>
+          <w:i/>
+          <w:sz w:val="28"/>
+          <w:szCs w:val="28"/>
           <w:lang w:val="nl-NL"/>
         </w:rPr>
         <w:tab/>
@@ -1693,17 +1737,18 @@
       <w:r>
         <w:rPr>
           <w:b/>
-          <w:sz w:val="28"/>
-          <w:szCs w:val="28"/>
-          <w:lang w:val="nl-NL"/>
-        </w:rPr>
-        <w:t>&lt;LD_CUC&gt;</w:t>
-      </w:r>
-      <w:r>
-        <w:rPr>
-          <w:b/>
-          <w:sz w:val="22"/>
-          <w:szCs w:val="22"/>
+          <w:iCs/>
+          <w:sz w:val="28"/>
+          <w:szCs w:val="28"/>
+          <w:lang w:val="nl-NL"/>
+        </w:rPr>
+        <w:t>&lt;hinh_thuc_ky&gt;</w:t>
+      </w:r>
+      <w:r>
+        <w:rPr>
+          <w:b/>
+          <w:sz w:val="28"/>
+          <w:szCs w:val="28"/>
           <w:lang w:val="nl-NL"/>
         </w:rPr>
         <w:t xml:space="preserve"> </w:t>
@@ -1717,6 +1762,7 @@
         <w:ind w:left="-284"/>
         <w:jc w:val="both"/>
         <w:rPr>
+          <w:b/>
           <w:sz w:val="22"/>
           <w:szCs w:val="22"/>
           <w:lang w:val="nl-NL"/>
@@ -1728,7 +1774,7 @@
           <w:szCs w:val="22"/>
           <w:lang w:val="nl-NL"/>
         </w:rPr>
-        <w:t xml:space="preserve">- Lưu:VT, </w:t>
+        <w:t>- Như Điều 4</w:t>
       </w:r>
       <w:r>
         <w:rPr>
@@ -1736,7 +1782,34 @@
           <w:szCs w:val="22"/>
           <w:lang w:val="nl-NL"/>
         </w:rPr>
-        <w:t>TTKT (03b).</w:t>
+        <w:t>;</w:t>
+      </w:r>
+      <w:r>
+        <w:rPr>
+          <w:b/>
+          <w:sz w:val="22"/>
+          <w:szCs w:val="22"/>
+          <w:lang w:val="nl-NL"/>
+        </w:rPr>
+        <w:tab/>
+      </w:r>
+      <w:r>
+        <w:rPr>
+          <w:b/>
+          <w:sz w:val="28"/>
+          <w:szCs w:val="28"/>
+          <w:lang w:val="nl-NL"/>
+        </w:rPr>
+        <w:t>&lt;LD_CUC&gt;</w:t>
+      </w:r>
+      <w:r>
+        <w:rPr>
+          <w:b/>
+          <w:sz w:val="22"/>
+          <w:szCs w:val="22"/>
+          <w:lang w:val="nl-NL"/>
+        </w:rPr>
+        <w:t xml:space="preserve"> </w:t>
       </w:r>
     </w:p>
     <w:p>
@@ -1747,10 +1820,59 @@
         <w:ind w:left="-284"/>
         <w:jc w:val="both"/>
         <w:rPr>
-          <w:sz w:val="20"/>
-          <w:lang w:val="nl-NL"/>
-        </w:rPr>
-      </w:pPr>
+          <w:sz w:val="22"/>
+          <w:szCs w:val="22"/>
+          <w:lang w:val="nl-NL"/>
+        </w:rPr>
+      </w:pPr>
+      <w:r>
+        <w:rPr>
+          <w:sz w:val="22"/>
+          <w:szCs w:val="22"/>
+          <w:lang w:val="nl-NL"/>
+        </w:rPr>
+        <w:t xml:space="preserve">- Lưu:VT, </w:t>
+      </w:r>
+      <w:r>
+        <w:rPr>
+          <w:sz w:val="22"/>
+          <w:szCs w:val="22"/>
+          <w:lang w:val="nl-NL"/>
+        </w:rPr>
+        <w:t>TTKT</w:t>
+      </w:r>
+      <w:r>
+        <w:rPr>
+          <w:sz w:val="22"/>
+          <w:szCs w:val="22"/>
+          <w:lang w:val="nl-NL"/>
+        </w:rPr>
+        <w:t>4</w:t>
+      </w:r>
+      <w:r>
+        <w:rPr>
+          <w:sz w:val="22"/>
+          <w:szCs w:val="22"/>
+          <w:lang w:val="nl-NL"/>
+        </w:rPr>
+        <w:t xml:space="preserve"> (0</w:t>
+      </w:r>
+      <w:r>
+        <w:rPr>
+          <w:sz w:val="22"/>
+          <w:szCs w:val="22"/>
+          <w:lang w:val="nl-NL"/>
+        </w:rPr>
+        <w:t>4</w:t>
+      </w:r>
+      <w:r>
+        <w:rPr>
+          <w:sz w:val="22"/>
+          <w:szCs w:val="22"/>
+          <w:lang w:val="nl-NL"/>
+        </w:rPr>
+        <w:t>b).</w:t>
+      </w:r>
     </w:p>
     <w:p>
       <w:pPr>
@@ -1760,8 +1882,7 @@
         <w:ind w:left="-284"/>
         <w:jc w:val="both"/>
         <w:rPr>
-          <w:sz w:val="28"/>
-          <w:szCs w:val="28"/>
+          <w:sz w:val="20"/>
           <w:lang w:val="nl-NL"/>
         </w:rPr>
       </w:pPr>
@@ -1872,7 +1993,7 @@
 </file>
 
 <file path=word/endnotes.xml><?xml version="1.0" encoding="utf-8"?>
-<w:endnotes xmlns:wpc="http://schemas.microsoft.com/office/word/2010/wordprocessingCanvas" xmlns:cx="http://schemas.microsoft.com/office/drawing/2014/chartex" xmlns:cx1="http://schemas.microsoft.com/office/drawing/2015/9/8/chartex" xmlns:cx2="http://schemas.microsoft.com/office/drawing/2015/10/21/chartex" xmlns:cx3="http://schemas.microsoft.com/office/drawing/2016/5/9/chartex" xmlns:cx4="http://schemas.microsoft.com/office/drawing/2016/5/10/chartex" xmlns:cx5="http://schemas.microsoft.com/office/drawing/2016/5/11/chartex" xmlns:cx6="http://schemas.microsoft.com/office/drawing/2016/5/12/chartex" xmlns:cx7="http://schemas.microsoft.com/office/drawing/2016/5/13/chartex" xmlns:cx8="http://schemas.microsoft.com/office/drawing/2016/5/14/chartex" xmlns:mc="http://schemas.openxmlformats.org/markup-compatibility/2006" xmlns:aink="http://schemas.microsoft.com/office/drawing/2016/ink" xmlns:am3d="http://schemas.microsoft.com/office/drawing/2017/model3d" xmlns:o="urn:schemas-microsoft-com:office:office" xmlns:r="http://schemas.openxmlformats.org/officeDocument/2006/relationships" xmlns:m="http://schemas.openxmlformats.org/officeDocument/2006/math" xmlns:v="urn:schemas-microsoft-com:vml" xmlns:wp14="http://schemas.microsoft.com/office/word/2010/wordprocessingDrawing" xmlns:wp="http://schemas.openxmlformats.org/drawingml/2006/wordprocessingDrawing" xmlns:w10="urn:schemas-microsoft-com:office:word" xmlns:w="http://schemas.openxmlformats.org/wordprocessingml/2006/main" xmlns:w14="http://schemas.microsoft.com/office/word/2010/wordml" xmlns:w15="http://schemas.microsoft.com/office/word/2012/wordml" xmlns:w16cex="http://schemas.microsoft.com/office/word/2018/wordml/cex" xmlns:w16cid="http://schemas.microsoft.com/office/word/2016/wordml/cid" xmlns:w16="http://schemas.microsoft.com/office/word/2018/wordml" xmlns:w16sdtdh="http://schemas.microsoft.com/office/word/2020/wordml/sdtdatahash" xmlns:w16se="http://schemas.microsoft.com/office/word/2015/wordml/symex" xmlns:wpg="http://schemas.microsoft.com/office/word/2010/wordprocessingGroup" xmlns:wpi="http://schemas.microsoft.com/office/word/2010/wordprocessingInk" xmlns:wne="http://schemas.microsoft.com/office/word/2006/wordml" xmlns:wps="http://schemas.microsoft.com/office/word/2010/wordprocessingShape" mc:Ignorable="w14 w15 w16se w16cid w16 w16cex w16sdtdh wp14">
+<w:endnotes xmlns:wpc="http://schemas.microsoft.com/office/word/2010/wordprocessingCanvas" xmlns:cx="http://schemas.microsoft.com/office/drawing/2014/chartex" xmlns:cx1="http://schemas.microsoft.com/office/drawing/2015/9/8/chartex" xmlns:cx2="http://schemas.microsoft.com/office/drawing/2015/10/21/chartex" xmlns:cx3="http://schemas.microsoft.com/office/drawing/2016/5/9/chartex" xmlns:cx4="http://schemas.microsoft.com/office/drawing/2016/5/10/chartex" xmlns:cx5="http://schemas.microsoft.com/office/drawing/2016/5/11/chartex" xmlns:cx6="http://schemas.microsoft.com/office/drawing/2016/5/12/chartex" xmlns:cx7="http://schemas.microsoft.com/office/drawing/2016/5/13/chartex" xmlns:cx8="http://schemas.microsoft.com/office/drawing/2016/5/14/chartex" xmlns:mc="http://schemas.openxmlformats.org/markup-compatibility/2006" xmlns:aink="http://schemas.microsoft.com/office/drawing/2016/ink" xmlns:am3d="http://schemas.microsoft.com/office/drawing/2017/model3d" xmlns:o="urn:schemas-microsoft-com:office:office" xmlns:oel="http://schemas.microsoft.com/office/2019/extlst" xmlns:r="http://schemas.openxmlformats.org/officeDocument/2006/relationships" xmlns:m="http://schemas.openxmlformats.org/officeDocument/2006/math" xmlns:v="urn:schemas-microsoft-com:vml" xmlns:wp14="http://schemas.microsoft.com/office/word/2010/wordprocessingDrawing" xmlns:wp="http://schemas.openxmlformats.org/drawingml/2006/wordprocessingDrawing" xmlns:w10="urn:schemas-microsoft-com:office:word" xmlns:w="http://schemas.openxmlformats.org/wordprocessingml/2006/main" xmlns:w14="http://schemas.microsoft.com/office/word/2010/wordml" xmlns:w15="http://schemas.microsoft.com/office/word/2012/wordml" xmlns:w16cex="http://schemas.microsoft.com/office/word/2018/wordml/cex" xmlns:w16cid="http://schemas.microsoft.com/office/word/2016/wordml/cid" xmlns:w16="http://schemas.microsoft.com/office/word/2018/wordml" xmlns:w16du="http://schemas.microsoft.com/office/word/2023/wordml/word16du" xmlns:w16sdtdh="http://schemas.microsoft.com/office/word/2020/wordml/sdtdatahash" xmlns:w16sdtfl="http://schemas.microsoft.com/office/word/2024/wordml/sdtformatlock" xmlns:w16se="http://schemas.microsoft.com/office/word/2015/wordml/symex" xmlns:wpg="http://schemas.microsoft.com/office/word/2010/wordprocessingGroup" xmlns:wpi="http://schemas.microsoft.com/office/word/2010/wordprocessingInk" xmlns:wne="http://schemas.microsoft.com/office/word/2006/wordml" xmlns:wps="http://schemas.microsoft.com/office/word/2010/wordprocessingShape" mc:Ignorable="w14 w15 w16se w16cid w16 w16cex w16sdtdh w16sdtfl w16du wp14">
   <w:endnote w:type="separator" w:id="-1">
     <w:p>
       <w:r>
@@ -1891,7 +2012,7 @@
 </file>
 
 <file path=word/footer1.xml><?xml version="1.0" encoding="utf-8"?>
-<w:ftr xmlns:wpc="http://schemas.microsoft.com/office/word/2010/wordprocessingCanvas" xmlns:cx="http://schemas.microsoft.com/office/drawing/2014/chartex" xmlns:cx1="http://schemas.microsoft.com/office/drawing/2015/9/8/chartex" xmlns:cx2="http://schemas.microsoft.com/office/drawing/2015/10/21/chartex" xmlns:cx3="http://schemas.microsoft.com/office/drawing/2016/5/9/chartex" xmlns:cx4="http://schemas.microsoft.com/office/drawing/2016/5/10/chartex" xmlns:cx5="http://schemas.microsoft.com/office/drawing/2016/5/11/chartex" xmlns:cx6="http://schemas.microsoft.com/office/drawing/2016/5/12/chartex" xmlns:cx7="http://schemas.microsoft.com/office/drawing/2016/5/13/chartex" xmlns:cx8="http://schemas.microsoft.com/office/drawing/2016/5/14/chartex" xmlns:mc="http://schemas.openxmlformats.org/markup-compatibility/2006" xmlns:aink="http://schemas.microsoft.com/office/drawing/2016/ink" xmlns:am3d="http://schemas.microsoft.com/office/drawing/2017/model3d" xmlns:o="urn:schemas-microsoft-com:office:office" xmlns:r="http://schemas.openxmlformats.org/officeDocument/2006/relationships" xmlns:m="http://schemas.openxmlformats.org/officeDocument/2006/math" xmlns:v="urn:schemas-microsoft-com:vml" xmlns:wp14="http://schemas.microsoft.com/office/word/2010/wordprocessingDrawing" xmlns:wp="http://schemas.openxmlformats.org/drawingml/2006/wordprocessingDrawing" xmlns:w10="urn:schemas-microsoft-com:office:word" xmlns:w="http://schemas.openxmlformats.org/wordprocessingml/2006/main" xmlns:w14="http://schemas.microsoft.com/office/word/2010/wordml" xmlns:w15="http://schemas.microsoft.com/office/word/2012/wordml" xmlns:w16cex="http://schemas.microsoft.com/office/word/2018/wordml/cex" xmlns:w16cid="http://schemas.microsoft.com/office/word/2016/wordml/cid" xmlns:w16="http://schemas.microsoft.com/office/word/2018/wordml" xmlns:w16sdtdh="http://schemas.microsoft.com/office/word/2020/wordml/sdtdatahash" xmlns:w16se="http://schemas.microsoft.com/office/word/2015/wordml/symex" xmlns:wpg="http://schemas.microsoft.com/office/word/2010/wordprocessingGroup" xmlns:wpi="http://schemas.microsoft.com/office/word/2010/wordprocessingInk" xmlns:wne="http://schemas.microsoft.com/office/word/2006/wordml" xmlns:wps="http://schemas.microsoft.com/office/word/2010/wordprocessingShape" mc:Ignorable="w14 w15 w16se w16cid w16 w16cex w16sdtdh wp14">
+<w:ftr xmlns:wpc="http://schemas.microsoft.com/office/word/2010/wordprocessingCanvas" xmlns:cx="http://schemas.microsoft.com/office/drawing/2014/chartex" xmlns:cx1="http://schemas.microsoft.com/office/drawing/2015/9/8/chartex" xmlns:cx2="http://schemas.microsoft.com/office/drawing/2015/10/21/chartex" xmlns:cx3="http://schemas.microsoft.com/office/drawing/2016/5/9/chartex" xmlns:cx4="http://schemas.microsoft.com/office/drawing/2016/5/10/chartex" xmlns:cx5="http://schemas.microsoft.com/office/drawing/2016/5/11/chartex" xmlns:cx6="http://schemas.microsoft.com/office/drawing/2016/5/12/chartex" xmlns:cx7="http://schemas.microsoft.com/office/drawing/2016/5/13/chartex" xmlns:cx8="http://schemas.microsoft.com/office/drawing/2016/5/14/chartex" xmlns:mc="http://schemas.openxmlformats.org/markup-compatibility/2006" xmlns:aink="http://schemas.microsoft.com/office/drawing/2016/ink" xmlns:am3d="http://schemas.microsoft.com/office/drawing/2017/model3d" xmlns:o="urn:schemas-microsoft-com:office:office" xmlns:oel="http://schemas.microsoft.com/office/2019/extlst" xmlns:r="http://schemas.openxmlformats.org/officeDocument/2006/relationships" xmlns:m="http://schemas.openxmlformats.org/officeDocument/2006/math" xmlns:v="urn:schemas-microsoft-com:vml" xmlns:wp14="http://schemas.microsoft.com/office/word/2010/wordprocessingDrawing" xmlns:wp="http://schemas.openxmlformats.org/drawingml/2006/wordprocessingDrawing" xmlns:w10="urn:schemas-microsoft-com:office:word" xmlns:w="http://schemas.openxmlformats.org/wordprocessingml/2006/main" xmlns:w14="http://schemas.microsoft.com/office/word/2010/wordml" xmlns:w15="http://schemas.microsoft.com/office/word/2012/wordml" xmlns:w16cex="http://schemas.microsoft.com/office/word/2018/wordml/cex" xmlns:w16cid="http://schemas.microsoft.com/office/word/2016/wordml/cid" xmlns:w16="http://schemas.microsoft.com/office/word/2018/wordml" xmlns:w16du="http://schemas.microsoft.com/office/word/2023/wordml/word16du" xmlns:w16sdtdh="http://schemas.microsoft.com/office/word/2020/wordml/sdtdatahash" xmlns:w16sdtfl="http://schemas.microsoft.com/office/word/2024/wordml/sdtformatlock" xmlns:w16se="http://schemas.microsoft.com/office/word/2015/wordml/symex" xmlns:wpg="http://schemas.microsoft.com/office/word/2010/wordprocessingGroup" xmlns:wpi="http://schemas.microsoft.com/office/word/2010/wordprocessingInk" xmlns:wne="http://schemas.microsoft.com/office/word/2006/wordml" xmlns:wps="http://schemas.microsoft.com/office/word/2010/wordprocessingShape" mc:Ignorable="w14 w15 w16se w16cid w16 w16cex w16sdtdh w16sdtfl w16du wp14">
   <w:p>
     <w:pPr>
       <w:pStyle w:val="Footer"/>
@@ -1905,7 +2026,7 @@
 </file>
 
 <file path=word/footnotes.xml><?xml version="1.0" encoding="utf-8"?>
-<w:footnotes xmlns:wpc="http://schemas.microsoft.com/office/word/2010/wordprocessingCanvas" xmlns:cx="http://schemas.microsoft.com/office/drawing/2014/chartex" xmlns:cx1="http://schemas.microsoft.com/office/drawing/2015/9/8/chartex" xmlns:cx2="http://schemas.microsoft.com/office/drawing/2015/10/21/chartex" xmlns:cx3="http://schemas.microsoft.com/office/drawing/2016/5/9/chartex" xmlns:cx4="http://schemas.microsoft.com/office/drawing/2016/5/10/chartex" xmlns:cx5="http://schemas.microsoft.com/office/drawing/2016/5/11/chartex" xmlns:cx6="http://schemas.microsoft.com/office/drawing/2016/5/12/chartex" xmlns:cx7="http://schemas.microsoft.com/office/drawing/2016/5/13/chartex" xmlns:cx8="http://schemas.microsoft.com/office/drawing/2016/5/14/chartex" xmlns:mc="http://schemas.openxmlformats.org/markup-compatibility/2006" xmlns:aink="http://schemas.microsoft.com/office/drawing/2016/ink" xmlns:am3d="http://schemas.microsoft.com/office/drawing/2017/model3d" xmlns:o="urn:schemas-microsoft-com:office:office" xmlns:r="http://schemas.openxmlformats.org/officeDocument/2006/relationships" xmlns:m="http://schemas.openxmlformats.org/officeDocument/2006/math" xmlns:v="urn:schemas-microsoft-com:vml" xmlns:wp14="http://schemas.microsoft.com/office/word/2010/wordprocessingDrawing" xmlns:wp="http://schemas.openxmlformats.org/drawingml/2006/wordprocessingDrawing" xmlns:w10="urn:schemas-microsoft-com:office:word" xmlns:w="http://schemas.openxmlformats.org/wordprocessingml/2006/main" xmlns:w14="http://schemas.microsoft.com/office/word/2010/wordml" xmlns:w15="http://schemas.microsoft.com/office/word/2012/wordml" xmlns:w16cex="http://schemas.microsoft.com/office/word/2018/wordml/cex" xmlns:w16cid="http://schemas.microsoft.com/office/word/2016/wordml/cid" xmlns:w16="http://schemas.microsoft.com/office/word/2018/wordml" xmlns:w16sdtdh="http://schemas.microsoft.com/office/word/2020/wordml/sdtdatahash" xmlns:w16se="http://schemas.microsoft.com/office/word/2015/wordml/symex" xmlns:wpg="http://schemas.microsoft.com/office/word/2010/wordprocessingGroup" xmlns:wpi="http://schemas.microsoft.com/office/word/2010/wordprocessingInk" xmlns:wne="http://schemas.microsoft.com/office/word/2006/wordml" xmlns:wps="http://schemas.microsoft.com/office/word/2010/wordprocessingShape" mc:Ignorable="w14 w15 w16se w16cid w16 w16cex w16sdtdh wp14">
+<w:footnotes xmlns:wpc="http://schemas.microsoft.com/office/word/2010/wordprocessingCanvas" xmlns:cx="http://schemas.microsoft.com/office/drawing/2014/chartex" xmlns:cx1="http://schemas.microsoft.com/office/drawing/2015/9/8/chartex" xmlns:cx2="http://schemas.microsoft.com/office/drawing/2015/10/21/chartex" xmlns:cx3="http://schemas.microsoft.com/office/drawing/2016/5/9/chartex" xmlns:cx4="http://schemas.microsoft.com/office/drawing/2016/5/10/chartex" xmlns:cx5="http://schemas.microsoft.com/office/drawing/2016/5/11/chartex" xmlns:cx6="http://schemas.microsoft.com/office/drawing/2016/5/12/chartex" xmlns:cx7="http://schemas.microsoft.com/office/drawing/2016/5/13/chartex" xmlns:cx8="http://schemas.microsoft.com/office/drawing/2016/5/14/chartex" xmlns:mc="http://schemas.openxmlformats.org/markup-compatibility/2006" xmlns:aink="http://schemas.microsoft.com/office/drawing/2016/ink" xmlns:am3d="http://schemas.microsoft.com/office/drawing/2017/model3d" xmlns:o="urn:schemas-microsoft-com:office:office" xmlns:oel="http://schemas.microsoft.com/office/2019/extlst" xmlns:r="http://schemas.openxmlformats.org/officeDocument/2006/relationships" xmlns:m="http://schemas.openxmlformats.org/officeDocument/2006/math" xmlns:v="urn:schemas-microsoft-com:vml" xmlns:wp14="http://schemas.microsoft.com/office/word/2010/wordprocessingDrawing" xmlns:wp="http://schemas.openxmlformats.org/drawingml/2006/wordprocessingDrawing" xmlns:w10="urn:schemas-microsoft-com:office:word" xmlns:w="http://schemas.openxmlformats.org/wordprocessingml/2006/main" xmlns:w14="http://schemas.microsoft.com/office/word/2010/wordml" xmlns:w15="http://schemas.microsoft.com/office/word/2012/wordml" xmlns:w16cex="http://schemas.microsoft.com/office/word/2018/wordml/cex" xmlns:w16cid="http://schemas.microsoft.com/office/word/2016/wordml/cid" xmlns:w16="http://schemas.microsoft.com/office/word/2018/wordml" xmlns:w16du="http://schemas.microsoft.com/office/word/2023/wordml/word16du" xmlns:w16sdtdh="http://schemas.microsoft.com/office/word/2020/wordml/sdtdatahash" xmlns:w16sdtfl="http://schemas.microsoft.com/office/word/2024/wordml/sdtformatlock" xmlns:w16se="http://schemas.microsoft.com/office/word/2015/wordml/symex" xmlns:wpg="http://schemas.microsoft.com/office/word/2010/wordprocessingGroup" xmlns:wpi="http://schemas.microsoft.com/office/word/2010/wordprocessingInk" xmlns:wne="http://schemas.microsoft.com/office/word/2006/wordml" xmlns:wps="http://schemas.microsoft.com/office/word/2010/wordprocessingShape" mc:Ignorable="w14 w15 w16se w16cid w16 w16cex w16sdtdh w16sdtfl w16du wp14">
   <w:footnote w:type="separator" w:id="-1">
     <w:p>
       <w:r>
@@ -1924,7 +2045,7 @@
 </file>
 
 <file path=word/numbering.xml><?xml version="1.0" encoding="utf-8"?>
-<w:numbering xmlns:wpc="http://schemas.microsoft.com/office/word/2010/wordprocessingCanvas" xmlns:cx="http://schemas.microsoft.com/office/drawing/2014/chartex" xmlns:cx1="http://schemas.microsoft.com/office/drawing/2015/9/8/chartex" xmlns:cx2="http://schemas.microsoft.com/office/drawing/2015/10/21/chartex" xmlns:cx3="http://schemas.microsoft.com/office/drawing/2016/5/9/chartex" xmlns:cx4="http://schemas.microsoft.com/office/drawing/2016/5/10/chartex" xmlns:cx5="http://schemas.microsoft.com/office/drawing/2016/5/11/chartex" xmlns:cx6="http://schemas.microsoft.com/office/drawing/2016/5/12/chartex" xmlns:cx7="http://schemas.microsoft.com/office/drawing/2016/5/13/chartex" xmlns:cx8="http://schemas.microsoft.com/office/drawing/2016/5/14/chartex" xmlns:mc="http://schemas.openxmlformats.org/markup-compatibility/2006" xmlns:aink="http://schemas.microsoft.com/office/drawing/2016/ink" xmlns:am3d="http://schemas.microsoft.com/office/drawing/2017/model3d" xmlns:o="urn:schemas-microsoft-com:office:office" xmlns:r="http://schemas.openxmlformats.org/officeDocument/2006/relationships" xmlns:m="http://schemas.openxmlformats.org/officeDocument/2006/math" xmlns:v="urn:schemas-microsoft-com:vml" xmlns:wp14="http://schemas.microsoft.com/office/word/2010/wordprocessingDrawing" xmlns:wp="http://schemas.openxmlformats.org/drawingml/2006/wordprocessingDrawing" xmlns:w10="urn:schemas-microsoft-com:office:word" xmlns:w="http://schemas.openxmlformats.org/wordprocessingml/2006/main" xmlns:w14="http://schemas.microsoft.com/office/word/2010/wordml" xmlns:w15="http://schemas.microsoft.com/office/word/2012/wordml" xmlns:w16cex="http://schemas.microsoft.com/office/word/2018/wordml/cex" xmlns:w16cid="http://schemas.microsoft.com/office/word/2016/wordml/cid" xmlns:w16="http://schemas.microsoft.com/office/word/2018/wordml" xmlns:w16sdtdh="http://schemas.microsoft.com/office/word/2020/wordml/sdtdatahash" xmlns:w16se="http://schemas.microsoft.com/office/word/2015/wordml/symex" xmlns:wpg="http://schemas.microsoft.com/office/word/2010/wordprocessingGroup" xmlns:wpi="http://schemas.microsoft.com/office/word/2010/wordprocessingInk" xmlns:wne="http://schemas.microsoft.com/office/word/2006/wordml" xmlns:wps="http://schemas.microsoft.com/office/word/2010/wordprocessingShape" mc:Ignorable="w14 w15 w16se w16cid w16 w16cex w16sdtdh wp14">
+<w:numbering xmlns:wpc="http://schemas.microsoft.com/office/word/2010/wordprocessingCanvas" xmlns:cx="http://schemas.microsoft.com/office/drawing/2014/chartex" xmlns:cx1="http://schemas.microsoft.com/office/drawing/2015/9/8/chartex" xmlns:cx2="http://schemas.microsoft.com/office/drawing/2015/10/21/chartex" xmlns:cx3="http://schemas.microsoft.com/office/drawing/2016/5/9/chartex" xmlns:cx4="http://schemas.microsoft.com/office/drawing/2016/5/10/chartex" xmlns:cx5="http://schemas.microsoft.com/office/drawing/2016/5/11/chartex" xmlns:cx6="http://schemas.microsoft.com/office/drawing/2016/5/12/chartex" xmlns:cx7="http://schemas.microsoft.com/office/drawing/2016/5/13/chartex" xmlns:cx8="http://schemas.microsoft.com/office/drawing/2016/5/14/chartex" xmlns:mc="http://schemas.openxmlformats.org/markup-compatibility/2006" xmlns:aink="http://schemas.microsoft.com/office/drawing/2016/ink" xmlns:am3d="http://schemas.microsoft.com/office/drawing/2017/model3d" xmlns:o="urn:schemas-microsoft-com:office:office" xmlns:oel="http://schemas.microsoft.com/office/2019/extlst" xmlns:r="http://schemas.openxmlformats.org/officeDocument/2006/relationships" xmlns:m="http://schemas.openxmlformats.org/officeDocument/2006/math" xmlns:v="urn:schemas-microsoft-com:vml" xmlns:wp14="http://schemas.microsoft.com/office/word/2010/wordprocessingDrawing" xmlns:wp="http://schemas.openxmlformats.org/drawingml/2006/wordprocessingDrawing" xmlns:w10="urn:schemas-microsoft-com:office:word" xmlns:w="http://schemas.openxmlformats.org/wordprocessingml/2006/main" xmlns:w14="http://schemas.microsoft.com/office/word/2010/wordml" xmlns:w15="http://schemas.microsoft.com/office/word/2012/wordml" xmlns:w16cex="http://schemas.microsoft.com/office/word/2018/wordml/cex" xmlns:w16cid="http://schemas.microsoft.com/office/word/2016/wordml/cid" xmlns:w16="http://schemas.microsoft.com/office/word/2018/wordml" xmlns:w16du="http://schemas.microsoft.com/office/word/2023/wordml/word16du" xmlns:w16sdtdh="http://schemas.microsoft.com/office/word/2020/wordml/sdtdatahash" xmlns:w16sdtfl="http://schemas.microsoft.com/office/word/2024/wordml/sdtformatlock" xmlns:w16se="http://schemas.microsoft.com/office/word/2015/wordml/symex" xmlns:wpg="http://schemas.microsoft.com/office/word/2010/wordprocessingGroup" xmlns:wpi="http://schemas.microsoft.com/office/word/2010/wordprocessingInk" xmlns:wne="http://schemas.microsoft.com/office/word/2006/wordml" xmlns:wps="http://schemas.microsoft.com/office/word/2010/wordprocessingShape" mc:Ignorable="w14 w15 w16se w16cid w16 w16cex w16sdtdh w16sdtfl w16du wp14">
   <w:abstractNum w:abstractNumId="0" w15:restartNumberingAfterBreak="0">
     <w:nsid w:val="1BDE4D8A"/>
     <w:multiLevelType w:val="hybridMultilevel"/>
@@ -2177,17 +2298,17 @@
       </w:rPr>
     </w:lvl>
   </w:abstractNum>
-  <w:num w:numId="1">
+  <w:num w:numId="1" w16cid:durableId="1245143353">
     <w:abstractNumId w:val="0"/>
   </w:num>
-  <w:num w:numId="2">
+  <w:num w:numId="2" w16cid:durableId="544950670">
     <w:abstractNumId w:val="1"/>
   </w:num>
 </w:numbering>
 </file>
 
 <file path=word/styles.xml><?xml version="1.0" encoding="utf-8"?>
-<w:styles xmlns:mc="http://schemas.openxmlformats.org/markup-compatibility/2006" xmlns:r="http://schemas.openxmlformats.org/officeDocument/2006/relationships" xmlns:w="http://schemas.openxmlformats.org/wordprocessingml/2006/main" xmlns:w14="http://schemas.microsoft.com/office/word/2010/wordml" xmlns:w15="http://schemas.microsoft.com/office/word/2012/wordml" xmlns:w16cex="http://schemas.microsoft.com/office/word/2018/wordml/cex" xmlns:w16cid="http://schemas.microsoft.com/office/word/2016/wordml/cid" xmlns:w16="http://schemas.microsoft.com/office/word/2018/wordml" xmlns:w16sdtdh="http://schemas.microsoft.com/office/word/2020/wordml/sdtdatahash" xmlns:w16se="http://schemas.microsoft.com/office/word/2015/wordml/symex" mc:Ignorable="w14 w15 w16se w16cid w16 w16cex w16sdtdh">
+<w:styles xmlns:mc="http://schemas.openxmlformats.org/markup-compatibility/2006" xmlns:r="http://schemas.openxmlformats.org/officeDocument/2006/relationships" xmlns:w="http://schemas.openxmlformats.org/wordprocessingml/2006/main" xmlns:w14="http://schemas.microsoft.com/office/word/2010/wordml" xmlns:w15="http://schemas.microsoft.com/office/word/2012/wordml" xmlns:w16cex="http://schemas.microsoft.com/office/word/2018/wordml/cex" xmlns:w16cid="http://schemas.microsoft.com/office/word/2016/wordml/cid" xmlns:w16="http://schemas.microsoft.com/office/word/2018/wordml" xmlns:w16du="http://schemas.microsoft.com/office/word/2023/wordml/word16du" xmlns:w16sdtdh="http://schemas.microsoft.com/office/word/2020/wordml/sdtdatahash" xmlns:w16sdtfl="http://schemas.microsoft.com/office/word/2024/wordml/sdtformatlock" xmlns:w16se="http://schemas.microsoft.com/office/word/2015/wordml/symex" mc:Ignorable="w14 w15 w16se w16cid w16 w16cex w16sdtdh w16sdtfl w16du">
   <w:docDefaults>
     <w:rPrDefault>
       <w:rPr>

--- a/static/media/3.qd_giam_sat_hoan_gtgt.docx
+++ b/static/media/3.qd_giam_sat_hoan_gtgt.docx
@@ -762,7 +762,23 @@
           <w:sz w:val="28"/>
           <w:szCs w:val="28"/>
         </w:rPr>
-        <w:t>Căn cứ &lt;quy_trinh_ktra&gt; của Tổng cục Thuế về việc ban hành quy trình kiểm tra thuế;</w:t>
+        <w:t xml:space="preserve">Căn cứ </w:t>
+      </w:r>
+      <w:r>
+        <w:rPr>
+          <w:i/>
+          <w:sz w:val="28"/>
+          <w:szCs w:val="28"/>
+        </w:rPr>
+        <w:t>&lt;quy_trinh_ktra&gt;</w:t>
+      </w:r>
+      <w:r>
+        <w:rPr>
+          <w:i/>
+          <w:sz w:val="28"/>
+          <w:szCs w:val="28"/>
+        </w:rPr>
+        <w:t xml:space="preserve"> của Tổng cục Thuế về việc ban hành quy trình kiểm tra thuế;</w:t>
       </w:r>
     </w:p>
     <w:p>
@@ -877,7 +893,23 @@
           <w:sz w:val="28"/>
           <w:szCs w:val="28"/>
         </w:rPr>
-        <w:t xml:space="preserve">Căn cứ &lt;tham_quyen_ky&gt; </w:t>
+        <w:t xml:space="preserve">Căn cứ </w:t>
+      </w:r>
+      <w:r>
+        <w:rPr>
+          <w:i/>
+          <w:sz w:val="28"/>
+          <w:szCs w:val="28"/>
+        </w:rPr>
+        <w:t>&lt;tham_quyen_ky&gt;</w:t>
+      </w:r>
+      <w:r>
+        <w:rPr>
+          <w:i/>
+          <w:sz w:val="28"/>
+          <w:szCs w:val="28"/>
+        </w:rPr>
+        <w:t xml:space="preserve"> </w:t>
       </w:r>
       <w:r>
         <w:rPr>
@@ -2652,7 +2684,6 @@
   <w:style w:type="character" w:default="1" w:styleId="DefaultParagraphFont">
     <w:name w:val="Default Paragraph Font"/>
     <w:uiPriority w:val="1"/>
-    <w:semiHidden/>
     <w:unhideWhenUsed/>
   </w:style>
   <w:style w:type="table" w:default="1" w:styleId="TableNormal">

--- a/static/media/3.qd_giam_sat_hoan_gtgt.docx
+++ b/static/media/3.qd_giam_sat_hoan_gtgt.docx
@@ -831,22 +831,31 @@
     </w:p>
     <w:p>
       <w:pPr>
-        <w:spacing w:after="120"/>
         <w:ind w:firstLine="567"/>
         <w:jc w:val="both"/>
         <w:rPr>
           <w:i/>
           <w:sz w:val="28"/>
           <w:szCs w:val="28"/>
-        </w:rPr>
-      </w:pPr>
-      <w:r>
-        <w:rPr>
-          <w:i/>
-          <w:sz w:val="28"/>
-          <w:szCs w:val="28"/>
-        </w:rPr>
-        <w:t>Căn cứ Quyết định số 1376/QĐ-CT ngày 30/6/2025 của Cục trưởng Cục Thuế về việc ban hành quy định chức năng, nhiệm vụ, quyền hạn và cơ cấu tổ chức của Thuế tỉnh, thành phố thuộc Cục Thuế;</w:t>
+          <w:lang w:val="nl-NL"/>
+        </w:rPr>
+      </w:pPr>
+      <w:r>
+        <w:rPr>
+          <w:i/>
+          <w:sz w:val="28"/>
+          <w:szCs w:val="28"/>
+        </w:rPr>
+        <w:t xml:space="preserve">Căn cứ Quyết định số 1376/QĐ-CT ngày 30/6/2025 của Cục trưởng Cục Thuế về việc ban hành quy định chức năng, nhiệm vụ, quyền hạn và cơ cấu tổ chức của Thuế tỉnh, </w:t>
+      </w:r>
+      <w:r>
+        <w:rPr>
+          <w:i/>
+          <w:sz w:val="28"/>
+          <w:szCs w:val="28"/>
+          <w:lang w:val="nl-NL"/>
+        </w:rPr>
+        <w:t>thành phố thuộc Cục Thuế;</w:t>
       </w:r>
     </w:p>
     <w:p>
@@ -857,13 +866,15 @@
           <w:i/>
           <w:sz w:val="28"/>
           <w:szCs w:val="28"/>
-        </w:rPr>
-      </w:pPr>
-      <w:r>
-        <w:rPr>
-          <w:i/>
-          <w:sz w:val="28"/>
-          <w:szCs w:val="28"/>
+          <w:lang w:val="nl-NL"/>
+        </w:rPr>
+      </w:pPr>
+      <w:r>
+        <w:rPr>
+          <w:i/>
+          <w:sz w:val="28"/>
+          <w:szCs w:val="28"/>
+          <w:lang w:val="nl-NL"/>
         </w:rPr>
         <w:t>Căn cứ Quyết định số 1383/QĐ-CT ngày 30/06/2025 của Cục trưởng Cục Thuế về việc ban hành quy định chức năng, nhiệm vụ, quyền hạn của Văn phòng, các Phòng thuộc Thuế tỉnh, thành phố</w:t>
       </w:r>
@@ -872,6 +883,7 @@
           <w:i/>
           <w:sz w:val="28"/>
           <w:szCs w:val="28"/>
+          <w:lang w:val="nl-NL"/>
         </w:rPr>
         <w:t>;</w:t>
       </w:r>
@@ -892,6 +904,7 @@
           <w:i/>
           <w:sz w:val="28"/>
           <w:szCs w:val="28"/>
+          <w:lang w:val="nl-NL"/>
         </w:rPr>
         <w:t xml:space="preserve">Căn cứ </w:t>
       </w:r>
@@ -900,6 +913,7 @@
           <w:i/>
           <w:sz w:val="28"/>
           <w:szCs w:val="28"/>
+          <w:lang w:val="nl-NL"/>
         </w:rPr>
         <w:t>&lt;tham_quyen_ky&gt;</w:t>
       </w:r>
@@ -908,6 +922,7 @@
           <w:i/>
           <w:sz w:val="28"/>
           <w:szCs w:val="28"/>
+          <w:lang w:val="nl-NL"/>
         </w:rPr>
         <w:t xml:space="preserve"> </w:t>
       </w:r>
@@ -916,30 +931,16 @@
           <w:i/>
           <w:sz w:val="28"/>
           <w:szCs w:val="28"/>
-        </w:rPr>
-        <w:t>của Thuế tỉnh Quảng Trị về việc phân công lĩnh vực phụ trách và ủy quyền ký vă</w:t>
-      </w:r>
-      <w:r>
-        <w:rPr>
-          <w:i/>
-          <w:sz w:val="28"/>
-          <w:szCs w:val="28"/>
-        </w:rPr>
-        <w:t>n</w:t>
-      </w:r>
-      <w:r>
-        <w:rPr>
-          <w:i/>
-          <w:sz w:val="28"/>
-          <w:szCs w:val="28"/>
-        </w:rPr>
-        <w:t xml:space="preserve"> bản của các đồng chí Lãnh đạo Thuế tỉnh</w:t>
-      </w:r>
-      <w:r>
-        <w:rPr>
-          <w:i/>
-          <w:sz w:val="28"/>
-          <w:szCs w:val="28"/>
+          <w:lang w:val="nl-NL"/>
+        </w:rPr>
+        <w:t>của Thuế tỉnh Quảng Trị về việc phân công lĩnh vực phụ trách và ủy quyền ký văn bản của các đồng chí Lãnh đạo Thuế tỉnh</w:t>
+      </w:r>
+      <w:r>
+        <w:rPr>
+          <w:i/>
+          <w:sz w:val="28"/>
+          <w:szCs w:val="28"/>
+          <w:lang w:val="nl-NL"/>
         </w:rPr>
         <w:t>;</w:t>
       </w:r>
@@ -966,9 +967,7 @@
       </w:r>
       <w:r>
         <w:rPr>
-          <w:bCs/>
-          <w:i/>
-          <w:iCs/>
+          <w:i/>
           <w:sz w:val="28"/>
           <w:szCs w:val="28"/>
           <w:lang w:val="nl-NL"/>
@@ -1098,18 +1097,18 @@
       <w:r>
         <w:rPr>
           <w:i/>
-          <w:color w:val="000000" w:themeColor="text1"/>
-          <w:sz w:val="28"/>
-          <w:szCs w:val="28"/>
+          <w:sz w:val="28"/>
+          <w:szCs w:val="28"/>
+          <w:lang w:val="nl-NL"/>
         </w:rPr>
         <w:t xml:space="preserve">&lt;ld_phong&gt; </w:t>
       </w:r>
       <w:r>
         <w:rPr>
           <w:i/>
-          <w:color w:val="000000" w:themeColor="text1"/>
-          <w:sz w:val="28"/>
-          <w:szCs w:val="28"/>
+          <w:sz w:val="28"/>
+          <w:szCs w:val="28"/>
+          <w:lang w:val="nl-NL"/>
         </w:rPr>
         <w:t xml:space="preserve">Phòng </w:t>
       </w:r>
@@ -1250,7 +1249,7 @@
           <w:szCs w:val="28"/>
           <w:lang w:val="nl-NL"/>
         </w:rPr>
-        <w:t xml:space="preserve">QĐ-CTQTR </w:t>
+        <w:t xml:space="preserve">QĐ-QTR </w:t>
       </w:r>
       <w:r>
         <w:rPr>
@@ -2684,6 +2683,7 @@
   <w:style w:type="character" w:default="1" w:styleId="DefaultParagraphFont">
     <w:name w:val="Default Paragraph Font"/>
     <w:uiPriority w:val="1"/>
+    <w:semiHidden/>
     <w:unhideWhenUsed/>
   </w:style>
   <w:style w:type="table" w:default="1" w:styleId="TableNormal">

--- a/static/media/3.qd_giam_sat_hoan_gtgt.docx
+++ b/static/media/3.qd_giam_sat_hoan_gtgt.docx
@@ -486,12 +486,12 @@
       <w:r>
         <w:rPr>
           <w:i/>
-          <w:color w:val="FFFFFF" w:themeColor="background1"/>
-          <w:sz w:val="28"/>
-          <w:szCs w:val="28"/>
-          <w:lang w:val="nl-NL"/>
-        </w:rPr>
-        <w:t>9999</w:t>
+          <w:iCs/>
+          <w:sz w:val="28"/>
+          <w:szCs w:val="28"/>
+          <w:lang w:val="nl-NL"/>
+        </w:rPr>
+        <w:t>&lt;nam_kh_tkt&gt;</w:t>
       </w:r>
     </w:p>
     <w:p>
@@ -2683,7 +2683,6 @@
   <w:style w:type="character" w:default="1" w:styleId="DefaultParagraphFont">
     <w:name w:val="Default Paragraph Font"/>
     <w:uiPriority w:val="1"/>
-    <w:semiHidden/>
     <w:unhideWhenUsed/>
   </w:style>
   <w:style w:type="table" w:default="1" w:styleId="TableNormal">

--- a/static/media/3.qd_giam_sat_hoan_gtgt.docx
+++ b/static/media/3.qd_giam_sat_hoan_gtgt.docx
@@ -6,9 +6,9 @@
       <w:pPr>
         <w:tabs>
           <w:tab w:val="center" w:pos="1701"/>
-          <w:tab w:val="center" w:pos="6804"/>
+          <w:tab w:val="center" w:pos="6521"/>
         </w:tabs>
-        <w:ind w:right="-234"/>
+        <w:ind w:right="49"/>
         <w:jc w:val="both"/>
         <w:rPr>
           <w:b/>
@@ -68,7 +68,7 @@
       <w:pPr>
         <w:tabs>
           <w:tab w:val="center" w:pos="1701"/>
-          <w:tab w:val="center" w:pos="6804"/>
+          <w:tab w:val="center" w:pos="6521"/>
         </w:tabs>
         <w:jc w:val="both"/>
         <w:rPr>
@@ -86,7 +86,82 @@
         <mc:AlternateContent>
           <mc:Choice Requires="wps">
             <w:drawing>
-              <wp:anchor distT="0" distB="0" distL="114300" distR="114300" simplePos="0" relativeHeight="251656192" behindDoc="0" locked="0" layoutInCell="1" allowOverlap="1" wp14:anchorId="4582C8D6" wp14:editId="7B813DA1">
+              <wp:anchor distT="0" distB="0" distL="114300" distR="114300" simplePos="0" relativeHeight="251658240" behindDoc="0" locked="0" layoutInCell="1" allowOverlap="1" wp14:anchorId="7E6E4FA4" wp14:editId="5713E0A2">
+                <wp:simplePos x="0" y="0"/>
+                <wp:positionH relativeFrom="column">
+                  <wp:posOffset>3103245</wp:posOffset>
+                </wp:positionH>
+                <wp:positionV relativeFrom="paragraph">
+                  <wp:posOffset>203200</wp:posOffset>
+                </wp:positionV>
+                <wp:extent cx="2057400" cy="0"/>
+                <wp:effectExtent l="0" t="0" r="0" b="0"/>
+                <wp:wrapNone/>
+                <wp:docPr id="3" name="Line 14"/>
+                <wp:cNvGraphicFramePr>
+                  <a:graphicFrameLocks xmlns:a="http://schemas.openxmlformats.org/drawingml/2006/main"/>
+                </wp:cNvGraphicFramePr>
+                <a:graphic xmlns:a="http://schemas.openxmlformats.org/drawingml/2006/main">
+                  <a:graphicData uri="http://schemas.microsoft.com/office/word/2010/wordprocessingShape">
+                    <wps:wsp>
+                      <wps:cNvCnPr>
+                        <a:cxnSpLocks noChangeShapeType="1"/>
+                      </wps:cNvCnPr>
+                      <wps:spPr bwMode="auto">
+                        <a:xfrm>
+                          <a:off x="0" y="0"/>
+                          <a:ext cx="2057400" cy="0"/>
+                        </a:xfrm>
+                        <a:prstGeom prst="line">
+                          <a:avLst/>
+                        </a:prstGeom>
+                        <a:noFill/>
+                        <a:ln w="9525">
+                          <a:solidFill>
+                            <a:srgbClr val="000000"/>
+                          </a:solidFill>
+                          <a:round/>
+                          <a:headEnd/>
+                          <a:tailEnd/>
+                        </a:ln>
+                        <a:extLst>
+                          <a:ext uri="{909E8E84-426E-40DD-AFC4-6F175D3DCCD1}">
+                            <a14:hiddenFill xmlns:a14="http://schemas.microsoft.com/office/drawing/2010/main">
+                              <a:noFill/>
+                            </a14:hiddenFill>
+                          </a:ext>
+                        </a:extLst>
+                      </wps:spPr>
+                      <wps:bodyPr/>
+                    </wps:wsp>
+                  </a:graphicData>
+                </a:graphic>
+                <wp14:sizeRelH relativeFrom="page">
+                  <wp14:pctWidth>0</wp14:pctWidth>
+                </wp14:sizeRelH>
+                <wp14:sizeRelV relativeFrom="page">
+                  <wp14:pctHeight>0</wp14:pctHeight>
+                </wp14:sizeRelV>
+              </wp:anchor>
+            </w:drawing>
+          </mc:Choice>
+          <mc:Fallback>
+            <w:pict>
+              <v:line w14:anchorId="040F52F6" id="Line 14" o:spid="_x0000_s1026" style="position:absolute;z-index:251658240;visibility:visible;mso-wrap-style:square;mso-width-percent:0;mso-height-percent:0;mso-wrap-distance-left:9pt;mso-wrap-distance-top:0;mso-wrap-distance-right:9pt;mso-wrap-distance-bottom:0;mso-position-horizontal:absolute;mso-position-horizontal-relative:text;mso-position-vertical:absolute;mso-position-vertical-relative:text;mso-width-percent:0;mso-height-percent:0;mso-width-relative:page;mso-height-relative:page" from="244.35pt,16pt" to="406.35pt,16pt" o:gfxdata="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"/>
+            </w:pict>
+          </mc:Fallback>
+        </mc:AlternateContent>
+      </w:r>
+      <w:r>
+        <w:rPr>
+          <w:noProof/>
+          <w:sz w:val="12"/>
+          <w:lang w:val="en-GB" w:eastAsia="en-GB"/>
+        </w:rPr>
+        <mc:AlternateContent>
+          <mc:Choice Requires="wps">
+            <w:drawing>
+              <wp:anchor distT="0" distB="0" distL="114300" distR="114300" simplePos="0" relativeHeight="251656192" behindDoc="0" locked="0" layoutInCell="1" allowOverlap="1" wp14:anchorId="4582C8D6" wp14:editId="1485B60B">
                 <wp:simplePos x="0" y="0"/>
                 <wp:positionH relativeFrom="column">
                   <wp:posOffset>683895</wp:posOffset>
@@ -147,82 +222,7 @@
           </mc:Choice>
           <mc:Fallback>
             <w:pict>
-              <v:line w14:anchorId="086C7DF8" id="Line 12" o:spid="_x0000_s1026" style="position:absolute;z-index:251656192;visibility:visible;mso-wrap-style:square;mso-width-percent:0;mso-height-percent:0;mso-wrap-distance-left:9pt;mso-wrap-distance-top:0;mso-wrap-distance-right:9pt;mso-wrap-distance-bottom:0;mso-position-horizontal:absolute;mso-position-horizontal-relative:text;mso-position-vertical:absolute;mso-position-vertical-relative:text;mso-width-percent:0;mso-height-percent:0;mso-width-relative:page;mso-height-relative:page" from="53.85pt,16.2pt" to="116.85pt,16.2pt" o:gfxdata="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"/>
-            </w:pict>
-          </mc:Fallback>
-        </mc:AlternateContent>
-      </w:r>
-      <w:r>
-        <w:rPr>
-          <w:noProof/>
-          <w:sz w:val="12"/>
-          <w:lang w:val="en-GB" w:eastAsia="en-GB"/>
-        </w:rPr>
-        <mc:AlternateContent>
-          <mc:Choice Requires="wps">
-            <w:drawing>
-              <wp:anchor distT="0" distB="0" distL="114300" distR="114300" simplePos="0" relativeHeight="251658240" behindDoc="0" locked="0" layoutInCell="1" allowOverlap="1" wp14:anchorId="7E6E4FA4" wp14:editId="68F25444">
-                <wp:simplePos x="0" y="0"/>
-                <wp:positionH relativeFrom="column">
-                  <wp:posOffset>3303270</wp:posOffset>
-                </wp:positionH>
-                <wp:positionV relativeFrom="paragraph">
-                  <wp:posOffset>203200</wp:posOffset>
-                </wp:positionV>
-                <wp:extent cx="2057400" cy="0"/>
-                <wp:effectExtent l="0" t="0" r="19050" b="19050"/>
-                <wp:wrapNone/>
-                <wp:docPr id="3" name="Line 14"/>
-                <wp:cNvGraphicFramePr>
-                  <a:graphicFrameLocks xmlns:a="http://schemas.openxmlformats.org/drawingml/2006/main"/>
-                </wp:cNvGraphicFramePr>
-                <a:graphic xmlns:a="http://schemas.openxmlformats.org/drawingml/2006/main">
-                  <a:graphicData uri="http://schemas.microsoft.com/office/word/2010/wordprocessingShape">
-                    <wps:wsp>
-                      <wps:cNvCnPr>
-                        <a:cxnSpLocks noChangeShapeType="1"/>
-                      </wps:cNvCnPr>
-                      <wps:spPr bwMode="auto">
-                        <a:xfrm>
-                          <a:off x="0" y="0"/>
-                          <a:ext cx="2057400" cy="0"/>
-                        </a:xfrm>
-                        <a:prstGeom prst="line">
-                          <a:avLst/>
-                        </a:prstGeom>
-                        <a:noFill/>
-                        <a:ln w="9525">
-                          <a:solidFill>
-                            <a:srgbClr val="000000"/>
-                          </a:solidFill>
-                          <a:round/>
-                          <a:headEnd/>
-                          <a:tailEnd/>
-                        </a:ln>
-                        <a:extLst>
-                          <a:ext uri="{909E8E84-426E-40DD-AFC4-6F175D3DCCD1}">
-                            <a14:hiddenFill xmlns:a14="http://schemas.microsoft.com/office/drawing/2010/main">
-                              <a:noFill/>
-                            </a14:hiddenFill>
-                          </a:ext>
-                        </a:extLst>
-                      </wps:spPr>
-                      <wps:bodyPr/>
-                    </wps:wsp>
-                  </a:graphicData>
-                </a:graphic>
-                <wp14:sizeRelH relativeFrom="page">
-                  <wp14:pctWidth>0</wp14:pctWidth>
-                </wp14:sizeRelH>
-                <wp14:sizeRelV relativeFrom="page">
-                  <wp14:pctHeight>0</wp14:pctHeight>
-                </wp14:sizeRelV>
-              </wp:anchor>
-            </w:drawing>
-          </mc:Choice>
-          <mc:Fallback>
-            <w:pict>
-              <v:line w14:anchorId="3826FEFB" id="Line 14" o:spid="_x0000_s1026" style="position:absolute;z-index:251658240;visibility:visible;mso-wrap-style:square;mso-width-percent:0;mso-height-percent:0;mso-wrap-distance-left:9pt;mso-wrap-distance-top:0;mso-wrap-distance-right:9pt;mso-wrap-distance-bottom:0;mso-position-horizontal:absolute;mso-position-horizontal-relative:text;mso-position-vertical:absolute;mso-position-vertical-relative:text;mso-width-percent:0;mso-height-percent:0;mso-width-relative:page;mso-height-relative:page" from="260.1pt,16pt" to="422.1pt,16pt" o:gfxdata="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"/>
+              <v:line w14:anchorId="459C9ABD" id="Line 12" o:spid="_x0000_s1026" style="position:absolute;z-index:251656192;visibility:visible;mso-wrap-style:square;mso-width-percent:0;mso-height-percent:0;mso-wrap-distance-left:9pt;mso-wrap-distance-top:0;mso-wrap-distance-right:9pt;mso-wrap-distance-bottom:0;mso-position-horizontal:absolute;mso-position-horizontal-relative:text;mso-position-vertical:absolute;mso-position-vertical-relative:text;mso-width-percent:0;mso-height-percent:0;mso-width-relative:page;mso-height-relative:page" from="53.85pt,16.2pt" to="116.85pt,16.2pt" o:gfxdata="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"/>
             </w:pict>
           </mc:Fallback>
         </mc:AlternateContent>
@@ -367,9 +367,9 @@
       <w:pPr>
         <w:tabs>
           <w:tab w:val="center" w:pos="1701"/>
-          <w:tab w:val="right" w:pos="9915"/>
+          <w:tab w:val="right" w:pos="9214"/>
         </w:tabs>
-        <w:spacing w:before="120"/>
+        <w:spacing w:before="60"/>
         <w:jc w:val="both"/>
         <w:rPr>
           <w:b/>
@@ -388,32 +388,24 @@
       </w:r>
       <w:r>
         <w:rPr>
-          <w:sz w:val="28"/>
-          <w:szCs w:val="28"/>
           <w:lang w:val="nl-NL"/>
         </w:rPr>
         <w:t xml:space="preserve">Số:   </w:t>
       </w:r>
       <w:r>
         <w:rPr>
-          <w:sz w:val="28"/>
-          <w:szCs w:val="28"/>
           <w:lang w:val="nl-NL"/>
         </w:rPr>
         <w:t xml:space="preserve">   </w:t>
       </w:r>
       <w:r>
         <w:rPr>
-          <w:sz w:val="28"/>
-          <w:szCs w:val="28"/>
           <w:lang w:val="nl-NL"/>
         </w:rPr>
         <w:t xml:space="preserve">    /QĐ-</w:t>
       </w:r>
       <w:r>
         <w:rPr>
-          <w:sz w:val="28"/>
-          <w:szCs w:val="28"/>
           <w:lang w:val="nl-NL"/>
         </w:rPr>
         <w:t>QTR</w:t>
@@ -493,6 +485,19 @@
         </w:rPr>
         <w:t>&lt;nam_kh_tkt&gt;</w:t>
       </w:r>
+    </w:p>
+    <w:p>
+      <w:pPr>
+        <w:spacing w:before="120" w:after="120"/>
+        <w:ind w:left="-284"/>
+        <w:jc w:val="center"/>
+        <w:rPr>
+          <w:b/>
+          <w:sz w:val="28"/>
+          <w:szCs w:val="28"/>
+          <w:lang w:val="nl-NL"/>
+        </w:rPr>
+      </w:pPr>
     </w:p>
     <w:p>
       <w:pPr>
@@ -691,7 +696,8 @@
     </w:p>
     <w:p>
       <w:pPr>
-        <w:ind w:firstLine="567"/>
+        <w:spacing w:before="60"/>
+        <w:ind w:right="278" w:firstLine="567"/>
         <w:jc w:val="both"/>
         <w:rPr>
           <w:i/>
@@ -748,19 +754,146 @@
     </w:p>
     <w:p>
       <w:pPr>
-        <w:ind w:firstLine="567"/>
+        <w:spacing w:before="60"/>
+        <w:ind w:right="278" w:firstLine="567"/>
         <w:jc w:val="both"/>
         <w:rPr>
           <w:i/>
           <w:sz w:val="28"/>
           <w:szCs w:val="28"/>
-        </w:rPr>
-      </w:pPr>
-      <w:r>
-        <w:rPr>
-          <w:i/>
-          <w:sz w:val="28"/>
-          <w:szCs w:val="28"/>
+          <w:lang w:val="nl-NL"/>
+        </w:rPr>
+      </w:pPr>
+      <w:r>
+        <w:rPr>
+          <w:i/>
+          <w:color w:val="000000" w:themeColor="text1"/>
+          <w:sz w:val="28"/>
+          <w:szCs w:val="28"/>
+          <w:lang w:val="nl-NL"/>
+        </w:rPr>
+        <w:t>Căn cứ các Luật Thuế, phí, lệ phí và các văn bản hướng dẫn thi hành;</w:t>
+      </w:r>
+    </w:p>
+    <w:p>
+      <w:pPr>
+        <w:spacing w:before="60"/>
+        <w:ind w:right="278" w:firstLine="567"/>
+        <w:jc w:val="both"/>
+        <w:rPr>
+          <w:i/>
+          <w:sz w:val="28"/>
+          <w:szCs w:val="28"/>
+        </w:rPr>
+      </w:pPr>
+      <w:r>
+        <w:rPr>
+          <w:i/>
+          <w:sz w:val="28"/>
+          <w:szCs w:val="28"/>
+        </w:rPr>
+        <w:t>Căn cứ Quyết định số 1376/QĐ-CT ngày 30/6/2025 của Cục trưởng Cục Thuế về việc ban hành quy định chức năng, nhiệm vụ, quyền hạn và cơ cấu tổ chức của Thuế tỉnh, thành phố thuộc Cục Thuế</w:t>
+      </w:r>
+      <w:r>
+        <w:rPr>
+          <w:i/>
+          <w:sz w:val="28"/>
+          <w:szCs w:val="28"/>
+        </w:rPr>
+        <w:t>;</w:t>
+      </w:r>
+    </w:p>
+    <w:p>
+      <w:pPr>
+        <w:spacing w:before="60"/>
+        <w:ind w:right="278" w:firstLine="567"/>
+        <w:jc w:val="both"/>
+        <w:rPr>
+          <w:i/>
+          <w:sz w:val="28"/>
+          <w:szCs w:val="28"/>
+          <w:lang w:val="nl-NL"/>
+        </w:rPr>
+      </w:pPr>
+      <w:r>
+        <w:rPr>
+          <w:i/>
+          <w:sz w:val="28"/>
+          <w:szCs w:val="28"/>
+          <w:lang w:val="nl-NL"/>
+        </w:rPr>
+        <w:t xml:space="preserve">Căn cứ Quyết định số 1614/QĐ-TCT ngày 13/10/2020 của </w:t>
+      </w:r>
+      <w:r>
+        <w:rPr>
+          <w:i/>
+        </w:rPr>
+        <w:t>Tổng cục trưởng</w:t>
+      </w:r>
+      <w:r>
+        <w:rPr>
+          <w:i/>
+          <w:sz w:val="28"/>
+          <w:szCs w:val="28"/>
+          <w:lang w:val="nl-NL"/>
+        </w:rPr>
+        <w:t xml:space="preserve"> </w:t>
+      </w:r>
+      <w:r>
+        <w:rPr>
+          <w:i/>
+          <w:sz w:val="28"/>
+          <w:szCs w:val="28"/>
+          <w:lang w:val="nl-NL"/>
+        </w:rPr>
+        <w:t xml:space="preserve">Tổng cục Thuế về việc ban hành quy chế giám sát hoạt động của </w:t>
+      </w:r>
+      <w:r>
+        <w:rPr>
+          <w:i/>
+          <w:sz w:val="28"/>
+          <w:szCs w:val="28"/>
+          <w:lang w:val="nl-NL"/>
+        </w:rPr>
+        <w:t>Đ</w:t>
+      </w:r>
+      <w:r>
+        <w:rPr>
+          <w:i/>
+          <w:sz w:val="28"/>
+          <w:szCs w:val="28"/>
+          <w:lang w:val="nl-NL"/>
+        </w:rPr>
+        <w:t>oàn thanh tra, kiểm tra thuế</w:t>
+      </w:r>
+      <w:r>
+        <w:rPr>
+          <w:i/>
+          <w:sz w:val="28"/>
+          <w:szCs w:val="28"/>
+          <w:lang w:val="nl-NL"/>
+        </w:rPr>
+        <w:t>;</w:t>
+      </w:r>
+    </w:p>
+    <w:p>
+      <w:pPr>
+        <w:spacing w:before="60"/>
+        <w:ind w:right="278" w:firstLine="567"/>
+        <w:jc w:val="both"/>
+        <w:rPr>
+          <w:i/>
+          <w:sz w:val="28"/>
+          <w:szCs w:val="28"/>
+          <w:lang w:val="nl-NL"/>
+        </w:rPr>
+      </w:pPr>
+      <w:r>
+        <w:rPr>
+          <w:i/>
+          <w:sz w:val="28"/>
+          <w:szCs w:val="28"/>
+          <w:lang w:val="nl-NL"/>
         </w:rPr>
         <w:t xml:space="preserve">Căn cứ </w:t>
       </w:r>
@@ -769,21 +902,69 @@
           <w:i/>
           <w:sz w:val="28"/>
           <w:szCs w:val="28"/>
-        </w:rPr>
-        <w:t>&lt;quy_trinh_ktra&gt;</w:t>
-      </w:r>
-      <w:r>
-        <w:rPr>
-          <w:i/>
-          <w:sz w:val="28"/>
-          <w:szCs w:val="28"/>
-        </w:rPr>
-        <w:t xml:space="preserve"> của Tổng cục Thuế về việc ban hành quy trình kiểm tra thuế;</w:t>
-      </w:r>
-    </w:p>
-    <w:p>
-      <w:pPr>
-        <w:ind w:firstLine="567"/>
+          <w:lang w:val="nl-NL"/>
+        </w:rPr>
+        <w:t>&lt;tham_quyen_ky&gt;</w:t>
+      </w:r>
+      <w:r>
+        <w:rPr>
+          <w:i/>
+          <w:sz w:val="28"/>
+          <w:szCs w:val="28"/>
+          <w:lang w:val="nl-NL"/>
+        </w:rPr>
+        <w:t xml:space="preserve"> </w:t>
+      </w:r>
+      <w:r>
+        <w:rPr>
+          <w:i/>
+          <w:sz w:val="28"/>
+          <w:szCs w:val="28"/>
+          <w:lang w:val="nl-NL"/>
+        </w:rPr>
+        <w:t>của</w:t>
+      </w:r>
+      <w:r>
+        <w:rPr>
+          <w:i/>
+          <w:sz w:val="28"/>
+          <w:szCs w:val="28"/>
+          <w:lang w:val="nl-NL"/>
+        </w:rPr>
+        <w:t xml:space="preserve"> </w:t>
+      </w:r>
+      <w:r>
+        <w:rPr>
+          <w:bCs/>
+          <w:i/>
+          <w:sz w:val="28"/>
+          <w:szCs w:val="28"/>
+        </w:rPr>
+        <w:t>Trưởng</w:t>
+      </w:r>
+      <w:r>
+        <w:rPr>
+          <w:i/>
+          <w:sz w:val="28"/>
+          <w:szCs w:val="28"/>
+          <w:lang w:val="nl-NL"/>
+        </w:rPr>
+        <w:t xml:space="preserve"> Thuế tỉnh Quảng Trị về việc phân công lĩnh vực phụ trách và ủy quyền ký văn bản của các đồng chí Lãnh đạo Thuế tỉnh</w:t>
+      </w:r>
+      <w:r>
+        <w:rPr>
+          <w:i/>
+          <w:sz w:val="28"/>
+          <w:szCs w:val="28"/>
+          <w:lang w:val="nl-NL"/>
+        </w:rPr>
+        <w:t>;</w:t>
+      </w:r>
+    </w:p>
+    <w:p>
+      <w:pPr>
+        <w:spacing w:before="60"/>
+        <w:ind w:right="278" w:firstLine="567"/>
         <w:jc w:val="both"/>
         <w:rPr>
           <w:i/>
@@ -799,25 +980,124 @@
           <w:szCs w:val="28"/>
           <w:lang w:val="nl-NL"/>
         </w:rPr>
-        <w:t xml:space="preserve">Căn cứ Quyết định số 1614/QĐ-TCT ngày 13/10/2020 của Tổng cục Thuế về việc ban hành quy chế giám sát hoạt động của </w:t>
-      </w:r>
-      <w:r>
-        <w:rPr>
-          <w:i/>
-          <w:sz w:val="28"/>
-          <w:szCs w:val="28"/>
-          <w:lang w:val="nl-NL"/>
-        </w:rPr>
-        <w:t>Đ</w:t>
-      </w:r>
-      <w:r>
-        <w:rPr>
-          <w:i/>
-          <w:sz w:val="28"/>
-          <w:szCs w:val="28"/>
-          <w:lang w:val="nl-NL"/>
-        </w:rPr>
-        <w:t>oàn thanh tra, kiểm tra thuế</w:t>
+        <w:t xml:space="preserve">Căn cứ Quyết định </w:t>
+      </w:r>
+      <w:r>
+        <w:rPr>
+          <w:i/>
+          <w:sz w:val="28"/>
+          <w:szCs w:val="28"/>
+          <w:lang w:val="nl-NL"/>
+        </w:rPr>
+        <w:t xml:space="preserve">số          </w:t>
+      </w:r>
+      <w:r>
+        <w:rPr>
+          <w:i/>
+          <w:sz w:val="28"/>
+          <w:szCs w:val="28"/>
+          <w:lang w:val="nl-NL"/>
+        </w:rPr>
+        <w:t>/</w:t>
+      </w:r>
+      <w:r>
+        <w:rPr>
+          <w:i/>
+          <w:sz w:val="28"/>
+          <w:szCs w:val="28"/>
+          <w:lang w:val="nl-NL"/>
+        </w:rPr>
+        <w:t>QĐ-</w:t>
+      </w:r>
+      <w:r>
+        <w:rPr>
+          <w:i/>
+          <w:sz w:val="28"/>
+          <w:szCs w:val="28"/>
+          <w:lang w:val="nl-NL"/>
+        </w:rPr>
+        <w:t>QTR</w:t>
+      </w:r>
+      <w:r>
+        <w:rPr>
+          <w:i/>
+          <w:sz w:val="28"/>
+          <w:szCs w:val="28"/>
+          <w:lang w:val="nl-NL"/>
+        </w:rPr>
+        <w:t xml:space="preserve"> </w:t>
+      </w:r>
+      <w:r>
+        <w:rPr>
+          <w:i/>
+          <w:sz w:val="28"/>
+          <w:szCs w:val="28"/>
+          <w:lang w:val="nl-NL"/>
+        </w:rPr>
+        <w:t xml:space="preserve">&lt;ngay_thang&gt; </w:t>
+      </w:r>
+      <w:r>
+        <w:rPr>
+          <w:i/>
+          <w:sz w:val="28"/>
+          <w:szCs w:val="28"/>
+          <w:lang w:val="nl-NL"/>
+        </w:rPr>
+        <w:t>của</w:t>
+      </w:r>
+      <w:r>
+        <w:rPr>
+          <w:i/>
+          <w:sz w:val="28"/>
+          <w:szCs w:val="28"/>
+          <w:lang w:val="nl-NL"/>
+        </w:rPr>
+        <w:t xml:space="preserve"> </w:t>
+      </w:r>
+      <w:r>
+        <w:rPr>
+          <w:i/>
+          <w:sz w:val="28"/>
+          <w:szCs w:val="28"/>
+          <w:lang w:val="nl-NL"/>
+        </w:rPr>
+        <w:t>Trưởng</w:t>
+      </w:r>
+      <w:r>
+        <w:rPr>
+          <w:i/>
+          <w:sz w:val="28"/>
+          <w:szCs w:val="28"/>
+          <w:lang w:val="nl-NL"/>
+        </w:rPr>
+        <w:t xml:space="preserve"> </w:t>
+      </w:r>
+      <w:r>
+        <w:rPr>
+          <w:i/>
+          <w:sz w:val="28"/>
+          <w:szCs w:val="28"/>
+          <w:lang w:val="nl-NL"/>
+        </w:rPr>
+        <w:t>Thuế tỉnh Quảng Trị</w:t>
+      </w:r>
+      <w:r>
+        <w:rPr>
+          <w:i/>
+          <w:sz w:val="28"/>
+          <w:szCs w:val="28"/>
+          <w:lang w:val="nl-NL"/>
+        </w:rPr>
+        <w:t xml:space="preserve"> về việc kiểm tra thuế tại </w:t>
+      </w:r>
+      <w:r>
+        <w:rPr>
+          <w:i/>
+          <w:sz w:val="28"/>
+          <w:szCs w:val="28"/>
+          <w:lang w:val="nl-NL"/>
+        </w:rPr>
+        <w:t>&lt;ten_dv&gt;</w:t>
       </w:r>
       <w:r>
         <w:rPr>
@@ -831,7 +1111,8 @@
     </w:p>
     <w:p>
       <w:pPr>
-        <w:ind w:firstLine="567"/>
+        <w:spacing w:before="60"/>
+        <w:ind w:right="278" w:firstLine="567"/>
         <w:jc w:val="both"/>
         <w:rPr>
           <w:i/>
@@ -845,22 +1126,60 @@
           <w:i/>
           <w:sz w:val="28"/>
           <w:szCs w:val="28"/>
-        </w:rPr>
-        <w:t xml:space="preserve">Căn cứ Quyết định số 1376/QĐ-CT ngày 30/6/2025 của Cục trưởng Cục Thuế về việc ban hành quy định chức năng, nhiệm vụ, quyền hạn và cơ cấu tổ chức của Thuế tỉnh, </w:t>
-      </w:r>
-      <w:r>
-        <w:rPr>
-          <w:i/>
-          <w:sz w:val="28"/>
-          <w:szCs w:val="28"/>
-          <w:lang w:val="nl-NL"/>
-        </w:rPr>
-        <w:t>thành phố thuộc Cục Thuế;</w:t>
-      </w:r>
-    </w:p>
-    <w:p>
-      <w:pPr>
-        <w:ind w:firstLine="567"/>
+          <w:lang w:val="nl-NL"/>
+        </w:rPr>
+        <w:t>Theo</w:t>
+      </w:r>
+      <w:r>
+        <w:rPr>
+          <w:i/>
+          <w:sz w:val="28"/>
+          <w:szCs w:val="28"/>
+          <w:lang w:val="nl-NL"/>
+        </w:rPr>
+        <w:t xml:space="preserve"> đề nghị của </w:t>
+      </w:r>
+      <w:r>
+        <w:rPr>
+          <w:i/>
+          <w:sz w:val="28"/>
+          <w:szCs w:val="28"/>
+          <w:lang w:val="nl-NL"/>
+        </w:rPr>
+        <w:t xml:space="preserve">&lt;ld_phong&gt; </w:t>
+      </w:r>
+      <w:r>
+        <w:rPr>
+          <w:i/>
+          <w:sz w:val="28"/>
+          <w:szCs w:val="28"/>
+          <w:lang w:val="nl-NL"/>
+        </w:rPr>
+        <w:t xml:space="preserve">Phòng </w:t>
+      </w:r>
+      <w:r>
+        <w:rPr>
+          <w:i/>
+          <w:sz w:val="28"/>
+          <w:szCs w:val="28"/>
+          <w:lang w:val="nl-NL"/>
+        </w:rPr>
+        <w:t>Kiểm tra số 2</w:t>
+      </w:r>
+      <w:r>
+        <w:rPr>
+          <w:i/>
+          <w:sz w:val="28"/>
+          <w:szCs w:val="28"/>
+          <w:lang w:val="nl-NL"/>
+        </w:rPr>
+        <w:t>.</w:t>
+      </w:r>
+    </w:p>
+    <w:p>
+      <w:pPr>
+        <w:spacing w:before="60"/>
+        <w:ind w:right="278" w:firstLine="567"/>
         <w:jc w:val="both"/>
         <w:rPr>
           <w:i/>
@@ -869,272 +1188,10 @@
           <w:lang w:val="nl-NL"/>
         </w:rPr>
       </w:pPr>
-      <w:r>
-        <w:rPr>
-          <w:i/>
-          <w:sz w:val="28"/>
-          <w:szCs w:val="28"/>
-          <w:lang w:val="nl-NL"/>
-        </w:rPr>
-        <w:t>Căn cứ Quyết định số 1383/QĐ-CT ngày 30/06/2025 của Cục trưởng Cục Thuế về việc ban hành quy định chức năng, nhiệm vụ, quyền hạn của Văn phòng, các Phòng thuộc Thuế tỉnh, thành phố</w:t>
-      </w:r>
-      <w:r>
-        <w:rPr>
-          <w:i/>
-          <w:sz w:val="28"/>
-          <w:szCs w:val="28"/>
-          <w:lang w:val="nl-NL"/>
-        </w:rPr>
-        <w:t>;</w:t>
-      </w:r>
-    </w:p>
-    <w:p>
-      <w:pPr>
-        <w:ind w:firstLine="567"/>
-        <w:jc w:val="both"/>
-        <w:rPr>
-          <w:i/>
-          <w:sz w:val="28"/>
-          <w:szCs w:val="28"/>
-          <w:lang w:val="nl-NL"/>
-        </w:rPr>
-      </w:pPr>
-      <w:r>
-        <w:rPr>
-          <w:i/>
-          <w:sz w:val="28"/>
-          <w:szCs w:val="28"/>
-          <w:lang w:val="nl-NL"/>
-        </w:rPr>
-        <w:t xml:space="preserve">Căn cứ </w:t>
-      </w:r>
-      <w:r>
-        <w:rPr>
-          <w:i/>
-          <w:sz w:val="28"/>
-          <w:szCs w:val="28"/>
-          <w:lang w:val="nl-NL"/>
-        </w:rPr>
-        <w:t>&lt;tham_quyen_ky&gt;</w:t>
-      </w:r>
-      <w:r>
-        <w:rPr>
-          <w:i/>
-          <w:sz w:val="28"/>
-          <w:szCs w:val="28"/>
-          <w:lang w:val="nl-NL"/>
-        </w:rPr>
-        <w:t xml:space="preserve"> </w:t>
-      </w:r>
-      <w:r>
-        <w:rPr>
-          <w:i/>
-          <w:sz w:val="28"/>
-          <w:szCs w:val="28"/>
-          <w:lang w:val="nl-NL"/>
-        </w:rPr>
-        <w:t>của Thuế tỉnh Quảng Trị về việc phân công lĩnh vực phụ trách và ủy quyền ký văn bản của các đồng chí Lãnh đạo Thuế tỉnh</w:t>
-      </w:r>
-      <w:r>
-        <w:rPr>
-          <w:i/>
-          <w:sz w:val="28"/>
-          <w:szCs w:val="28"/>
-          <w:lang w:val="nl-NL"/>
-        </w:rPr>
-        <w:t>;</w:t>
-      </w:r>
-    </w:p>
-    <w:p>
-      <w:pPr>
-        <w:ind w:firstLine="567"/>
-        <w:jc w:val="both"/>
-        <w:rPr>
-          <w:i/>
-          <w:sz w:val="28"/>
-          <w:szCs w:val="28"/>
-          <w:lang w:val="nl-NL"/>
-        </w:rPr>
-      </w:pPr>
-      <w:r>
-        <w:rPr>
-          <w:i/>
-          <w:sz w:val="28"/>
-          <w:szCs w:val="28"/>
-          <w:lang w:val="nl-NL"/>
-        </w:rPr>
-        <w:t xml:space="preserve">Căn cứ Quyết định </w:t>
-      </w:r>
-      <w:r>
-        <w:rPr>
-          <w:i/>
-          <w:sz w:val="28"/>
-          <w:szCs w:val="28"/>
-          <w:lang w:val="nl-NL"/>
-        </w:rPr>
-        <w:t xml:space="preserve">số          </w:t>
-      </w:r>
-      <w:r>
-        <w:rPr>
-          <w:i/>
-          <w:sz w:val="28"/>
-          <w:szCs w:val="28"/>
-          <w:lang w:val="nl-NL"/>
-        </w:rPr>
-        <w:t>/</w:t>
-      </w:r>
-      <w:r>
-        <w:rPr>
-          <w:i/>
-          <w:sz w:val="28"/>
-          <w:szCs w:val="28"/>
-          <w:lang w:val="nl-NL"/>
-        </w:rPr>
-        <w:t>QĐ-</w:t>
-      </w:r>
-      <w:r>
-        <w:rPr>
-          <w:i/>
-          <w:sz w:val="28"/>
-          <w:szCs w:val="28"/>
-          <w:lang w:val="nl-NL"/>
-        </w:rPr>
-        <w:t>QTR</w:t>
-      </w:r>
-      <w:r>
-        <w:rPr>
-          <w:i/>
-          <w:sz w:val="28"/>
-          <w:szCs w:val="28"/>
-          <w:lang w:val="nl-NL"/>
-        </w:rPr>
-        <w:t xml:space="preserve"> </w:t>
-      </w:r>
-      <w:r>
-        <w:rPr>
-          <w:i/>
-          <w:sz w:val="28"/>
-          <w:szCs w:val="28"/>
-          <w:lang w:val="nl-NL"/>
-        </w:rPr>
-        <w:t xml:space="preserve">&lt;ngay_thang&gt; </w:t>
-      </w:r>
-      <w:r>
-        <w:rPr>
-          <w:i/>
-          <w:sz w:val="28"/>
-          <w:szCs w:val="28"/>
-          <w:lang w:val="nl-NL"/>
-        </w:rPr>
-        <w:t xml:space="preserve">của </w:t>
-      </w:r>
-      <w:r>
-        <w:rPr>
-          <w:i/>
-          <w:sz w:val="28"/>
-          <w:szCs w:val="28"/>
-          <w:lang w:val="nl-NL"/>
-        </w:rPr>
-        <w:t>Thuế tỉnh Quảng Trị</w:t>
-      </w:r>
-      <w:r>
-        <w:rPr>
-          <w:i/>
-          <w:sz w:val="28"/>
-          <w:szCs w:val="28"/>
-          <w:lang w:val="nl-NL"/>
-        </w:rPr>
-        <w:t xml:space="preserve"> về việc kiểm tra thuế tại </w:t>
-      </w:r>
-      <w:r>
-        <w:rPr>
-          <w:i/>
-          <w:sz w:val="28"/>
-          <w:szCs w:val="28"/>
-          <w:lang w:val="nl-NL"/>
-        </w:rPr>
-        <w:t>&lt;ten_dv&gt;</w:t>
-      </w:r>
-      <w:r>
-        <w:rPr>
-          <w:i/>
-          <w:sz w:val="28"/>
-          <w:szCs w:val="28"/>
-          <w:lang w:val="nl-NL"/>
-        </w:rPr>
-        <w:t>;</w:t>
-      </w:r>
-    </w:p>
-    <w:p>
-      <w:pPr>
-        <w:ind w:firstLine="567"/>
-        <w:jc w:val="both"/>
-        <w:rPr>
-          <w:i/>
-          <w:sz w:val="28"/>
-          <w:szCs w:val="28"/>
-          <w:lang w:val="nl-NL"/>
-        </w:rPr>
-      </w:pPr>
-      <w:r>
-        <w:rPr>
-          <w:i/>
-          <w:sz w:val="28"/>
-          <w:szCs w:val="28"/>
-          <w:lang w:val="nl-NL"/>
-        </w:rPr>
-        <w:t>Theo</w:t>
-      </w:r>
-      <w:r>
-        <w:rPr>
-          <w:i/>
-          <w:sz w:val="28"/>
-          <w:szCs w:val="28"/>
-          <w:lang w:val="nl-NL"/>
-        </w:rPr>
-        <w:t xml:space="preserve"> đề nghị của </w:t>
-      </w:r>
-      <w:r>
-        <w:rPr>
-          <w:i/>
-          <w:sz w:val="28"/>
-          <w:szCs w:val="28"/>
-          <w:lang w:val="nl-NL"/>
-        </w:rPr>
-        <w:t xml:space="preserve">&lt;ld_phong&gt; </w:t>
-      </w:r>
-      <w:r>
-        <w:rPr>
-          <w:i/>
-          <w:sz w:val="28"/>
-          <w:szCs w:val="28"/>
-          <w:lang w:val="nl-NL"/>
-        </w:rPr>
-        <w:t xml:space="preserve">Phòng </w:t>
-      </w:r>
-      <w:r>
-        <w:rPr>
-          <w:i/>
-          <w:sz w:val="28"/>
-          <w:szCs w:val="28"/>
-          <w:lang w:val="nl-NL"/>
-        </w:rPr>
-        <w:t>Kiểm tra số 2</w:t>
-      </w:r>
-      <w:r>
-        <w:rPr>
-          <w:i/>
-          <w:sz w:val="28"/>
-          <w:szCs w:val="28"/>
-          <w:lang w:val="nl-NL"/>
-        </w:rPr>
-        <w:t>.</w:t>
-      </w:r>
-    </w:p>
-    <w:p>
-      <w:pPr>
-        <w:spacing w:before="120"/>
-        <w:ind w:left="-284"/>
+    </w:p>
+    <w:p>
+      <w:pPr>
+        <w:spacing w:before="60"/>
         <w:jc w:val="center"/>
         <w:rPr>
           <w:b/>
@@ -1181,7 +1238,8 @@
     </w:p>
     <w:p>
       <w:pPr>
-        <w:ind w:firstLine="567"/>
+        <w:spacing w:before="60"/>
+        <w:ind w:right="278" w:firstLine="567"/>
         <w:jc w:val="both"/>
         <w:rPr>
           <w:sz w:val="28"/>
@@ -1269,6 +1327,14 @@
       </w:r>
       <w:r>
         <w:rPr>
+          <w:sz w:val="28"/>
+          <w:szCs w:val="28"/>
+          <w:lang w:val="nl-NL"/>
+        </w:rPr>
+        <w:t xml:space="preserve">Trưởng </w:t>
+      </w:r>
+      <w:r>
+        <w:rPr>
           <w:bCs/>
           <w:sz w:val="28"/>
           <w:szCs w:val="28"/>
@@ -1287,7 +1353,8 @@
     </w:p>
     <w:p>
       <w:pPr>
-        <w:ind w:firstLine="567"/>
+        <w:spacing w:before="60"/>
+        <w:ind w:right="278" w:firstLine="567"/>
         <w:jc w:val="both"/>
         <w:rPr>
           <w:sz w:val="28"/>
@@ -1306,7 +1373,8 @@
     </w:p>
     <w:p>
       <w:pPr>
-        <w:ind w:firstLine="567"/>
+        <w:spacing w:before="60"/>
+        <w:ind w:right="278" w:firstLine="567"/>
         <w:jc w:val="both"/>
         <w:rPr>
           <w:sz w:val="28"/>
@@ -1457,19 +1525,20 @@
       </w:r>
       <w:r>
         <w:rPr>
-          <w:sz w:val="28"/>
-          <w:szCs w:val="28"/>
-          <w:lang w:val="nl-NL"/>
-        </w:rPr>
-        <w:t xml:space="preserve">là người giám sát hoạt động của Đoàn kiểm tra tại </w:t>
-      </w:r>
-      <w:r>
-        <w:rPr>
-          <w:sz w:val="28"/>
-          <w:szCs w:val="28"/>
-          <w:lang w:val="nl-NL"/>
-        </w:rPr>
-        <w:t>&lt;ten_dv&gt;</w:t>
+          <w:i/>
+          <w:sz w:val="28"/>
+          <w:szCs w:val="28"/>
+          <w:lang w:val="nl-NL"/>
+        </w:rPr>
+        <w:t>(Số điện thoại: 0948.392.777)</w:t>
+      </w:r>
+      <w:r>
+        <w:rPr>
+          <w:sz w:val="28"/>
+          <w:szCs w:val="28"/>
+          <w:lang w:val="nl-NL"/>
+        </w:rPr>
+        <w:t xml:space="preserve"> để thực hiện nhiệm vụ ghi tại Điều 1</w:t>
       </w:r>
       <w:r>
         <w:rPr>
@@ -1490,7 +1559,8 @@
     </w:p>
     <w:p>
       <w:pPr>
-        <w:ind w:firstLine="567"/>
+        <w:spacing w:before="60"/>
+        <w:ind w:right="278" w:firstLine="567"/>
         <w:jc w:val="both"/>
         <w:rPr>
           <w:bCs/>
@@ -1611,7 +1681,8 @@
     </w:p>
     <w:p>
       <w:pPr>
-        <w:ind w:firstLine="567"/>
+        <w:spacing w:before="60"/>
+        <w:ind w:right="278" w:firstLine="567"/>
         <w:jc w:val="both"/>
         <w:rPr>
           <w:sz w:val="22"/>
@@ -1773,6 +1844,7 @@
           <w:szCs w:val="24"/>
           <w:lang w:val="nl-NL"/>
         </w:rPr>
+        <w:lastRenderedPageBreak/>
         <w:t>Nơi nhận</w:t>
       </w:r>
       <w:r>
@@ -1916,7 +1988,7 @@
           <w:szCs w:val="22"/>
           <w:lang w:val="nl-NL"/>
         </w:rPr>
-        <w:t>2</w:t>
+        <w:t>r2</w:t>
       </w:r>
       <w:r>
         <w:rPr>
@@ -1924,7 +1996,7 @@
           <w:szCs w:val="22"/>
           <w:lang w:val="nl-NL"/>
         </w:rPr>
-        <w:t xml:space="preserve"> (0</w:t>
+        <w:t xml:space="preserve"> </w:t>
       </w:r>
       <w:r>
         <w:rPr>
@@ -1932,7 +2004,7 @@
           <w:szCs w:val="22"/>
           <w:lang w:val="nl-NL"/>
         </w:rPr>
-        <w:t>4</w:t>
+        <w:t>(</w:t>
       </w:r>
       <w:r>
         <w:rPr>
@@ -1940,7 +2012,15 @@
           <w:szCs w:val="22"/>
           <w:lang w:val="nl-NL"/>
         </w:rPr>
-        <w:t>b).</w:t>
+        <w:t>03b</w:t>
+      </w:r>
+      <w:r>
+        <w:rPr>
+          <w:sz w:val="22"/>
+          <w:szCs w:val="22"/>
+          <w:lang w:val="nl-NL"/>
+        </w:rPr>
+        <w:t>).</w:t>
       </w:r>
     </w:p>
     <w:p>
@@ -2024,7 +2104,6 @@
           <w:szCs w:val="28"/>
           <w:lang w:val="nl-NL"/>
         </w:rPr>
-        <w:lastRenderedPageBreak/>
         <w:tab/>
       </w:r>
       <w:r>
@@ -2049,7 +2128,7 @@
     <w:sectPr>
       <w:footerReference w:type="default" r:id="rId7"/>
       <w:pgSz w:w="12240" w:h="15840"/>
-      <w:pgMar w:top="992" w:right="907" w:bottom="567" w:left="1418" w:header="284" w:footer="227" w:gutter="0"/>
+      <w:pgMar w:top="1134" w:right="1134" w:bottom="1134" w:left="1701" w:header="284" w:footer="227" w:gutter="0"/>
       <w:cols w:space="720"/>
       <w:docGrid w:linePitch="360"/>
     </w:sectPr>
@@ -2683,6 +2762,7 @@
   <w:style w:type="character" w:default="1" w:styleId="DefaultParagraphFont">
     <w:name w:val="Default Paragraph Font"/>
     <w:uiPriority w:val="1"/>
+    <w:semiHidden/>
     <w:unhideWhenUsed/>
   </w:style>
   <w:style w:type="table" w:default="1" w:styleId="TableNormal">

--- a/static/media/3.qd_giam_sat_hoan_gtgt.docx
+++ b/static/media/3.qd_giam_sat_hoan_gtgt.docx
@@ -147,7 +147,7 @@
           </mc:Choice>
           <mc:Fallback>
             <w:pict>
-              <v:line w14:anchorId="040F52F6" id="Line 14" o:spid="_x0000_s1026" style="position:absolute;z-index:251658240;visibility:visible;mso-wrap-style:square;mso-width-percent:0;mso-height-percent:0;mso-wrap-distance-left:9pt;mso-wrap-distance-top:0;mso-wrap-distance-right:9pt;mso-wrap-distance-bottom:0;mso-position-horizontal:absolute;mso-position-horizontal-relative:text;mso-position-vertical:absolute;mso-position-vertical-relative:text;mso-width-percent:0;mso-height-percent:0;mso-width-relative:page;mso-height-relative:page" from="244.35pt,16pt" to="406.35pt,16pt" o:gfxdata="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"/>
+              <v:line w14:anchorId="7BABA844" id="Line 14" o:spid="_x0000_s1026" style="position:absolute;z-index:251658240;visibility:visible;mso-wrap-style:square;mso-width-percent:0;mso-height-percent:0;mso-wrap-distance-left:9pt;mso-wrap-distance-top:0;mso-wrap-distance-right:9pt;mso-wrap-distance-bottom:0;mso-position-horizontal:absolute;mso-position-horizontal-relative:text;mso-position-vertical:absolute;mso-position-vertical-relative:text;mso-width-percent:0;mso-height-percent:0;mso-width-relative:page;mso-height-relative:page" from="244.35pt,16pt" to="406.35pt,16pt" o:gfxdata="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"/>
             </w:pict>
           </mc:Fallback>
         </mc:AlternateContent>
@@ -222,7 +222,7 @@
           </mc:Choice>
           <mc:Fallback>
             <w:pict>
-              <v:line w14:anchorId="459C9ABD" id="Line 12" o:spid="_x0000_s1026" style="position:absolute;z-index:251656192;visibility:visible;mso-wrap-style:square;mso-width-percent:0;mso-height-percent:0;mso-wrap-distance-left:9pt;mso-wrap-distance-top:0;mso-wrap-distance-right:9pt;mso-wrap-distance-bottom:0;mso-position-horizontal:absolute;mso-position-horizontal-relative:text;mso-position-vertical:absolute;mso-position-vertical-relative:text;mso-width-percent:0;mso-height-percent:0;mso-width-relative:page;mso-height-relative:page" from="53.85pt,16.2pt" to="116.85pt,16.2pt" o:gfxdata="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"/>
+              <v:line w14:anchorId="27122459" id="Line 12" o:spid="_x0000_s1026" style="position:absolute;z-index:251656192;visibility:visible;mso-wrap-style:square;mso-width-percent:0;mso-height-percent:0;mso-wrap-distance-left:9pt;mso-wrap-distance-top:0;mso-wrap-distance-right:9pt;mso-wrap-distance-bottom:0;mso-position-horizontal:absolute;mso-position-horizontal-relative:text;mso-position-vertical:absolute;mso-position-vertical-relative:text;mso-width-percent:0;mso-height-percent:0;mso-width-relative:page;mso-height-relative:page" from="53.85pt,16.2pt" to="116.85pt,16.2pt" o:gfxdata="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"/>
             </w:pict>
           </mc:Fallback>
         </mc:AlternateContent>
@@ -1155,15 +1155,6 @@
           <w:szCs w:val="28"/>
           <w:lang w:val="nl-NL"/>
         </w:rPr>
-        <w:t xml:space="preserve">Phòng </w:t>
-      </w:r>
-      <w:r>
-        <w:rPr>
-          <w:i/>
-          <w:sz w:val="28"/>
-          <w:szCs w:val="28"/>
-          <w:lang w:val="nl-NL"/>
-        </w:rPr>
         <w:t>Kiểm tra số 2</w:t>
       </w:r>
       <w:r>
@@ -1457,14 +1448,6 @@
           <w:lang w:val="nl-NL"/>
         </w:rPr>
         <w:t xml:space="preserve"> </w:t>
-      </w:r>
-      <w:r>
-        <w:rPr>
-          <w:sz w:val="28"/>
-          <w:szCs w:val="28"/>
-          <w:lang w:val="nl-NL"/>
-        </w:rPr>
-        <w:t xml:space="preserve">Phòng </w:t>
       </w:r>
       <w:r>
         <w:rPr>

--- a/static/media/3.qd_giam_sat_hoan_gtgt.docx
+++ b/static/media/3.qd_giam_sat_hoan_gtgt.docx
@@ -1052,16 +1052,7 @@
           <w:szCs w:val="28"/>
           <w:lang w:val="nl-NL"/>
         </w:rPr>
-        <w:t xml:space="preserve"> </w:t>
-      </w:r>
-      <w:r>
-        <w:rPr>
-          <w:i/>
-          <w:sz w:val="28"/>
-          <w:szCs w:val="28"/>
-          <w:lang w:val="nl-NL"/>
-        </w:rPr>
-        <w:t>Trưởng</w:t>
+        <w:t xml:space="preserve"> Trưởng</w:t>
       </w:r>
       <w:r>
         <w:rPr>
@@ -1811,7 +1802,7 @@
           <w:tab w:val="center" w:pos="6804"/>
         </w:tabs>
         <w:spacing w:before="60"/>
-        <w:ind w:right="119"/>
+        <w:ind w:right="49"/>
         <w:jc w:val="both"/>
         <w:rPr>
           <w:sz w:val="28"/>

--- a/static/media/3.qd_giam_sat_hoan_gtgt.docx
+++ b/static/media/3.qd_giam_sat_hoan_gtgt.docx
@@ -767,12 +767,32 @@
       <w:r>
         <w:rPr>
           <w:i/>
+          <w:color w:val="000000"/>
+          <w:sz w:val="28"/>
+          <w:szCs w:val="28"/>
+          <w:lang w:val="nl-NL"/>
+        </w:rPr>
+        <w:t>Căn cứ các Luật Thuế, Luật P</w:t>
+      </w:r>
+      <w:r>
+        <w:rPr>
+          <w:i/>
+          <w:color w:val="000000"/>
+          <w:sz w:val="28"/>
+          <w:szCs w:val="28"/>
+          <w:lang w:val="nl-NL"/>
+        </w:rPr>
+        <w:t>hí, lệ phí và các văn bản hướng dẫn thi hành</w:t>
+      </w:r>
+      <w:r>
+        <w:rPr>
+          <w:i/>
           <w:color w:val="000000" w:themeColor="text1"/>
           <w:sz w:val="28"/>
           <w:szCs w:val="28"/>
           <w:lang w:val="nl-NL"/>
         </w:rPr>
-        <w:t>Căn cứ các Luật Thuế, phí, lệ phí và các văn bản hướng dẫn thi hành;</w:t>
+        <w:t>;</w:t>
       </w:r>
     </w:p>
     <w:p>
@@ -1414,7 +1434,7 @@
           <w:szCs w:val="28"/>
           <w:lang w:val="nl-NL"/>
         </w:rPr>
-        <w:t xml:space="preserve"> –</w:t>
+        <w:t>,</w:t>
       </w:r>
       <w:r>
         <w:rPr>
@@ -1722,34 +1742,7 @@
           <w:szCs w:val="28"/>
           <w:lang w:val="nl-NL"/>
         </w:rPr>
-        <w:t xml:space="preserve">, </w:t>
-      </w:r>
-      <w:r>
-        <w:rPr>
-          <w:color w:val="000000" w:themeColor="text1"/>
-          <w:sz w:val="28"/>
-          <w:szCs w:val="28"/>
-          <w:lang w:val="nl-NL"/>
-        </w:rPr>
-        <w:t>&lt;ten_dv&gt;</w:t>
-      </w:r>
-      <w:r>
-        <w:rPr>
-          <w:color w:val="000000" w:themeColor="text1"/>
-          <w:sz w:val="28"/>
-          <w:szCs w:val="28"/>
-          <w:lang w:val="nl-NL"/>
-        </w:rPr>
-        <w:t xml:space="preserve"> </w:t>
-      </w:r>
-      <w:r>
-        <w:rPr>
-          <w:color w:val="000000" w:themeColor="text1"/>
-          <w:sz w:val="28"/>
-          <w:szCs w:val="28"/>
-          <w:lang w:val="nl-NL"/>
-        </w:rPr>
-        <w:t>và các tổ chức, cá nhân có liên quan</w:t>
+        <w:t xml:space="preserve"> và</w:t>
       </w:r>
       <w:r>
         <w:rPr>
@@ -1759,7 +1752,35 @@
           <w:szCs w:val="28"/>
           <w:lang w:val="nl-NL"/>
         </w:rPr>
-        <w:t xml:space="preserve"> chịu trách nhiệm thi hành Quyết định này</w:t>
+        <w:t xml:space="preserve"> </w:t>
+      </w:r>
+      <w:r>
+        <w:rPr>
+          <w:color w:val="000000" w:themeColor="text1"/>
+          <w:sz w:val="28"/>
+          <w:szCs w:val="28"/>
+          <w:lang w:val="nl-NL"/>
+        </w:rPr>
+        <w:t>&lt;ten_dv&gt;</w:t>
+      </w:r>
+      <w:r>
+        <w:rPr>
+          <w:color w:val="000000" w:themeColor="text1"/>
+          <w:sz w:val="28"/>
+          <w:szCs w:val="28"/>
+          <w:lang w:val="nl-NL"/>
+        </w:rPr>
+        <w:t xml:space="preserve"> </w:t>
+      </w:r>
+      <w:r>
+        <w:rPr>
+          <w:bCs/>
+          <w:iCs/>
+          <w:sz w:val="28"/>
+          <w:szCs w:val="28"/>
+          <w:lang w:val="nl-NL"/>
+        </w:rPr>
+        <w:t>chịu trách nhiệm thi hành Quyết định này</w:t>
       </w:r>
       <w:r>
         <w:rPr>
@@ -1970,31 +1991,7 @@
           <w:szCs w:val="22"/>
           <w:lang w:val="nl-NL"/>
         </w:rPr>
-        <w:t xml:space="preserve"> </w:t>
-      </w:r>
-      <w:r>
-        <w:rPr>
-          <w:sz w:val="22"/>
-          <w:szCs w:val="22"/>
-          <w:lang w:val="nl-NL"/>
-        </w:rPr>
-        <w:t>(</w:t>
-      </w:r>
-      <w:r>
-        <w:rPr>
-          <w:sz w:val="22"/>
-          <w:szCs w:val="22"/>
-          <w:lang w:val="nl-NL"/>
-        </w:rPr>
-        <w:t>03b</w:t>
-      </w:r>
-      <w:r>
-        <w:rPr>
-          <w:sz w:val="22"/>
-          <w:szCs w:val="22"/>
-          <w:lang w:val="nl-NL"/>
-        </w:rPr>
-        <w:t>).</w:t>
+        <w:t>.</w:t>
       </w:r>
     </w:p>
     <w:p>

--- a/static/media/3.qd_giam_sat_hoan_gtgt.docx
+++ b/static/media/3.qd_giam_sat_hoan_gtgt.docx
@@ -367,7 +367,7 @@
       <w:pPr>
         <w:tabs>
           <w:tab w:val="center" w:pos="1701"/>
-          <w:tab w:val="right" w:pos="9214"/>
+          <w:tab w:val="right" w:pos="8505"/>
         </w:tabs>
         <w:spacing w:before="60"/>
         <w:jc w:val="both"/>
@@ -812,7 +812,7 @@
           <w:sz w:val="28"/>
           <w:szCs w:val="28"/>
         </w:rPr>
-        <w:t>Căn cứ Quyết định số 1376/QĐ-CT ngày 30/6/2025 của Cục trưởng Cục Thuế về việc ban hành quy định chức năng, nhiệm vụ, quyền hạn và cơ cấu tổ chức của Thuế tỉnh, thành phố thuộc Cục Thuế</w:t>
+        <w:t>Căn cứ Quyết định số 1376/QĐ-CT ngày 30/6/2025 của Cục trưởng Cục Thuế ban hành quy định chức năng, nhiệm vụ, quyền hạn và cơ cấu tổ chức của Thuế tỉnh, thành phố thuộc Cục Thuế</w:t>
       </w:r>
       <w:r>
         <w:rPr>
